--- a/docs/superpowers/specs/2026-05-21-wave2-flavor-scaffolds-design.docx
+++ b/docs/superpowers/specs/2026-05-21-wave2-flavor-scaffolds-design.docx
@@ -7,36 +7,60 @@
         <w:pStyle w:val="Title"/>
       </w:pPr>
       <w:r>
-        <w:t xml:space="preserve">Wave 2 Flavor Scaffolds Design</w:t>
-      </w:r>
-    </w:p>
-    <w:sdt>
-      <w:sdtPr>
-        <w:docPartObj>
-          <w:docPartGallery w:val="Table of Contents"/>
-          <w:docPartUnique/>
-        </w:docPartObj>
-      </w:sdtPr>
-      <w:sdtContent>
-        <w:p>
-          <w:pPr>
-            <w:pStyle w:val="TOCHeading"/>
-          </w:pPr>
-          <w:r>
-            <w:t xml:space="preserve">Table of Contents</w:t>
-          </w:r>
-        </w:p>
-        <w:p>
-          <w:r>
-            <w:fldChar w:fldCharType="begin" w:dirty="true"/>
-            <w:instrText xml:space="preserve">TOC \o "1-3" \h \z \u</w:instrText>
-            <w:fldChar w:fldCharType="separate"/>
-            <w:fldChar w:fldCharType="end"/>
-          </w:r>
-        </w:p>
-      </w:sdtContent>
-    </w:sdt>
-    <w:bookmarkStart w:id="23" w:name="wave-2-flavor-scaffolds-design"/>
+        <w:t xml:space="preserve">Herald</w:t>
+      </w:r>
+    </w:p>
+    <w:p>
+      <w:pPr>
+        <w:pStyle w:val="FirstParagraph"/>
+      </w:pPr>
+      <w:r>
+        <w:drawing>
+          <wp:inline>
+            <wp:extent cx="1625600" cy="1625600"/>
+            <wp:effectExtent b="0" l="0" r="0" t="0"/>
+            <wp:docPr descr="Herald" title="" id="10" name="Picture"/>
+            <a:graphic>
+              <a:graphicData uri="http://schemas.openxmlformats.org/drawingml/2006/picture">
+                <pic:pic>
+                  <pic:nvPicPr>
+                    <pic:cNvPr descr="../../../assets/logo/herald_logo_square_128.png" id="11" name="Picture"/>
+                    <pic:cNvPicPr>
+                      <a:picLocks noChangeArrowheads="1" noChangeAspect="1"/>
+                    </pic:cNvPicPr>
+                  </pic:nvPicPr>
+                  <pic:blipFill>
+                    <a:blip r:embed="rId9"/>
+                    <a:stretch>
+                      <a:fillRect/>
+                    </a:stretch>
+                  </pic:blipFill>
+                  <pic:spPr bwMode="auto">
+                    <a:xfrm>
+                      <a:off x="0" y="0"/>
+                      <a:ext cx="1625600" cy="1625600"/>
+                    </a:xfrm>
+                    <a:prstGeom prst="rect">
+                      <a:avLst/>
+                    </a:prstGeom>
+                    <a:noFill/>
+                    <a:ln w="9525">
+                      <a:noFill/>
+                      <a:headEnd/>
+                      <a:tailEnd/>
+                    </a:ln>
+                  </pic:spPr>
+                </pic:pic>
+              </a:graphicData>
+            </a:graphic>
+          </wp:inline>
+        </w:drawing>
+      </w:r>
+      <w:r>
+        <w:t xml:space="preserve">{width=96px height=96px}</w:t>
+      </w:r>
+    </w:p>
+    <w:bookmarkStart w:id="26" w:name="wave-2--flavor-scaffolds-design"/>
     <w:p>
       <w:pPr>
         <w:pStyle w:val="Heading1"/>
@@ -48,8 +72,7 @@
     <w:tbl>
       <w:tblPr>
         <w:tblStyle w:val="Table"/>
-        <w:tblW w:type="pct" w:w="5000"/>
-        <w:tblLayout w:type="fixed"/>
+        <w:tblW w:type="auto" w:w="0"/>
         <w:tblLook w:firstRow="1" w:lastRow="0" w:firstColumn="0" w:lastColumn="0" w:noHBand="0" w:noVBand="0" w:val="0020"/>
       </w:tblPr>
       <w:tblGrid>
@@ -342,7 +365,7 @@
         </w:tc>
       </w:tr>
     </w:tbl>
-    <w:bookmarkStart w:id="9" w:name="constitutional-anchors"/>
+    <w:bookmarkStart w:id="12" w:name="constitutional-anchors"/>
     <w:p>
       <w:pPr>
         <w:pStyle w:val="Heading2"/>
@@ -370,19 +393,7 @@
         <w:t xml:space="preserve"> </w:t>
       </w:r>
       <w:r>
-        <w:t xml:space="preserve">— every Wave 2 flavor binary’s</w:t>
-      </w:r>
-      <w:r>
-        <w:t xml:space="preserve"> </w:t>
-      </w:r>
-      <w:r>
-        <w:t xml:space="preserve">“done”</w:t>
-      </w:r>
-      <w:r>
-        <w:t xml:space="preserve"> </w:t>
-      </w:r>
-      <w:r>
-        <w:t xml:space="preserve">is observable in</w:t>
+        <w:t xml:space="preserve">— every Wave 2 flavor binary's "done" is observable in</w:t>
       </w:r>
       <w:r>
         <w:t xml:space="preserve"> </w:t>
@@ -542,11 +553,11 @@
         <w:t xml:space="preserve"> </w:t>
       </w:r>
       <w:r>
-        <w:t xml:space="preserve">— each new flavor is an own-org submodule conceptually (lives under Herald’s tree); included in CodeGraph index per the recently-landed mandate.</w:t>
-      </w:r>
-    </w:p>
-    <w:bookmarkEnd w:id="9"/>
-    <w:bookmarkStart w:id="10" w:name="table-of-contents"/>
+        <w:t xml:space="preserve">— each new flavor is an own-org submodule conceptually (lives under Herald's tree); included in CodeGraph index per the recently-landed mandate.</w:t>
+      </w:r>
+    </w:p>
+    <w:bookmarkEnd w:id="12"/>
+    <w:bookmarkStart w:id="13" w:name="table-of-contents"/>
     <w:p>
       <w:pPr>
         <w:pStyle w:val="Heading2"/>
@@ -732,8 +743,8 @@
         </w:r>
       </w:hyperlink>
     </w:p>
-    <w:bookmarkEnd w:id="10"/>
-    <w:bookmarkStart w:id="11" w:name="section-1-repo-module-layout"/>
+    <w:bookmarkEnd w:id="13"/>
+    <w:bookmarkStart w:id="14" w:name="section-1--repo--module-layout"/>
     <w:p>
       <w:pPr>
         <w:pStyle w:val="Heading2"/>
@@ -1013,15 +1024,15 @@
       <w:r>
         <w:t xml:space="preserve">:</w:t>
       </w:r>
-      <w:r>
-        <w:t xml:space="preserve"> </w:t>
-      </w:r>
-      <w:r>
-        <w:t xml:space="preserve">-</w:t>
-      </w:r>
-      <w:r>
-        <w:t xml:space="preserve"> </w:t>
-      </w:r>
+    </w:p>
+    <w:p>
+      <w:pPr>
+        <w:pStyle w:val="Compact"/>
+        <w:numPr>
+          <w:ilvl w:val="0"/>
+          <w:numId w:val="1003"/>
+        </w:numPr>
+      </w:pPr>
       <w:r>
         <w:rPr>
           <w:rStyle w:val="VerbatimChar"/>
@@ -1058,15 +1069,15 @@
       <w:r>
         <w:t xml:space="preserve">.</w:t>
       </w:r>
-      <w:r>
-        <w:t xml:space="preserve"> </w:t>
-      </w:r>
-      <w:r>
-        <w:t xml:space="preserve">-</w:t>
-      </w:r>
-      <w:r>
-        <w:t xml:space="preserve"> </w:t>
-      </w:r>
+    </w:p>
+    <w:p>
+      <w:pPr>
+        <w:pStyle w:val="Compact"/>
+        <w:numPr>
+          <w:ilvl w:val="0"/>
+          <w:numId w:val="1003"/>
+        </w:numPr>
+      </w:pPr>
       <w:r>
         <w:rPr>
           <w:rStyle w:val="VerbatimChar"/>
@@ -1091,15 +1102,15 @@
       <w:r>
         <w:t xml:space="preserve">.</w:t>
       </w:r>
-      <w:r>
-        <w:t xml:space="preserve"> </w:t>
-      </w:r>
-      <w:r>
-        <w:t xml:space="preserve">-</w:t>
-      </w:r>
-      <w:r>
-        <w:t xml:space="preserve"> </w:t>
-      </w:r>
+    </w:p>
+    <w:p>
+      <w:pPr>
+        <w:pStyle w:val="Compact"/>
+        <w:numPr>
+          <w:ilvl w:val="0"/>
+          <w:numId w:val="1003"/>
+        </w:numPr>
+      </w:pPr>
       <w:r>
         <w:rPr>
           <w:rStyle w:val="VerbatimChar"/>
@@ -1113,8 +1124,8 @@
         <w:t xml:space="preserve">(only for serving flavors) declares additional 501-stub routes per flavor.</w:t>
       </w:r>
     </w:p>
-    <w:bookmarkEnd w:id="11"/>
-    <w:bookmarkStart w:id="14" w:name="X8bc49506a585bd75baca0bd5aa3fda426e26b1d"/>
+    <w:bookmarkEnd w:id="14"/>
+    <w:bookmarkStart w:id="17" w:name="X5bf5c9526a756a5464175441d3d6608f3f351d5"/>
     <w:p>
       <w:pPr>
         <w:pStyle w:val="Heading2"/>
@@ -1126,8 +1137,7 @@
     <w:tbl>
       <w:tblPr>
         <w:tblStyle w:val="Table"/>
-        <w:tblW w:type="pct" w:w="5000"/>
-        <w:tblLayout w:type="fixed"/>
+        <w:tblW w:type="auto" w:w="0"/>
         <w:tblLook w:firstRow="1" w:lastRow="0" w:firstColumn="0" w:lastColumn="0" w:noHBand="0" w:noVBand="0" w:val="0020"/>
       </w:tblPr>
       <w:tblGrid>
@@ -1727,7 +1737,7 @@
         <w:t xml:space="preserve">block. Reserved: pherald 24791, cherald 24792, sherald 24793, iherald 24794. Free: 24795..24799 for future flavors.</w:t>
       </w:r>
     </w:p>
-    <w:bookmarkStart w:id="12" w:name="serve-surface-routes-per-serving-flavor"/>
+    <w:bookmarkStart w:id="15" w:name="serve-surface-routes-per-serving-flavor"/>
     <w:p>
       <w:pPr>
         <w:pStyle w:val="Heading3"/>
@@ -1755,15 +1765,15 @@
       <w:r>
         <w:t xml:space="preserve">):</w:t>
       </w:r>
-      <w:r>
-        <w:t xml:space="preserve"> </w:t>
-      </w:r>
-      <w:r>
-        <w:t xml:space="preserve">-</w:t>
-      </w:r>
-      <w:r>
-        <w:t xml:space="preserve"> </w:t>
-      </w:r>
+    </w:p>
+    <w:p>
+      <w:pPr>
+        <w:pStyle w:val="Compact"/>
+        <w:numPr>
+          <w:ilvl w:val="0"/>
+          <w:numId w:val="1004"/>
+        </w:numPr>
+      </w:pPr>
       <w:r>
         <w:rPr>
           <w:rStyle w:val="VerbatimChar"/>
@@ -1785,15 +1795,15 @@
         </w:rPr>
         <w:t xml:space="preserve">{status:"ok",build:{version,go_version}}</w:t>
       </w:r>
-      <w:r>
-        <w:t xml:space="preserve"> </w:t>
-      </w:r>
-      <w:r>
-        <w:t xml:space="preserve">-</w:t>
-      </w:r>
-      <w:r>
-        <w:t xml:space="preserve"> </w:t>
-      </w:r>
+    </w:p>
+    <w:p>
+      <w:pPr>
+        <w:pStyle w:val="Compact"/>
+        <w:numPr>
+          <w:ilvl w:val="0"/>
+          <w:numId w:val="1004"/>
+        </w:numPr>
+      </w:pPr>
       <w:r>
         <w:rPr>
           <w:rStyle w:val="VerbatimChar"/>
@@ -1815,15 +1825,15 @@
         </w:rPr>
         <w:t xml:space="preserve">{status:"ready"}</w:t>
       </w:r>
-      <w:r>
-        <w:t xml:space="preserve"> </w:t>
-      </w:r>
-      <w:r>
-        <w:t xml:space="preserve">-</w:t>
-      </w:r>
-      <w:r>
-        <w:t xml:space="preserve"> </w:t>
-      </w:r>
+    </w:p>
+    <w:p>
+      <w:pPr>
+        <w:pStyle w:val="Compact"/>
+        <w:numPr>
+          <w:ilvl w:val="0"/>
+          <w:numId w:val="1004"/>
+        </w:numPr>
+      </w:pPr>
       <w:r>
         <w:rPr>
           <w:rStyle w:val="VerbatimChar"/>
@@ -1854,7 +1864,7 @@
     </w:p>
     <w:p>
       <w:pPr>
-        <w:pStyle w:val="BodyText"/>
+        <w:pStyle w:val="FirstParagraph"/>
       </w:pPr>
       <w:r>
         <w:t xml:space="preserve">Flavor-specific routes (501 stubs in Wave 2):</w:t>
@@ -1863,8 +1873,7 @@
     <w:tbl>
       <w:tblPr>
         <w:tblStyle w:val="Table"/>
-        <w:tblW w:type="pct" w:w="5000"/>
-        <w:tblLayout w:type="fixed"/>
+        <w:tblW w:type="auto" w:w="0"/>
         <w:tblLook w:firstRow="1" w:lastRow="0" w:firstColumn="0" w:lastColumn="0" w:noHBand="0" w:noVBand="0" w:val="0020"/>
       </w:tblPr>
       <w:tblGrid>
@@ -2081,8 +2090,8 @@
         </w:tc>
       </w:tr>
     </w:tbl>
-    <w:bookmarkEnd w:id="12"/>
-    <w:bookmarkStart w:id="13" w:name="branding-per-spec-11.0-8.2"/>
+    <w:bookmarkEnd w:id="15"/>
+    <w:bookmarkStart w:id="16" w:name="branding-per-spec-110--82"/>
     <w:p>
       <w:pPr>
         <w:pStyle w:val="Heading3"/>
@@ -2096,7 +2105,7 @@
         <w:pStyle w:val="FirstParagraph"/>
       </w:pPr>
       <w:r>
-        <w:t xml:space="preserve">Each flavor’s</w:t>
+        <w:t xml:space="preserve">Each flavor's</w:t>
       </w:r>
       <w:r>
         <w:t xml:space="preserve"> </w:t>
@@ -2379,12 +2388,12 @@
         <w:t xml:space="preserve"> </w:t>
       </w:r>
       <w:r>
-        <w:t xml:space="preserve">consumes Branding to populate Cobra’s Use/Short/Long/Version.</w:t>
-      </w:r>
-    </w:p>
-    <w:bookmarkEnd w:id="13"/>
-    <w:bookmarkEnd w:id="14"/>
-    <w:bookmarkStart w:id="15" w:name="section-3-commonscli-package-api-surface"/>
+        <w:t xml:space="preserve">consumes Branding to populate Cobra's Use/Short/Long/Version.</w:t>
+      </w:r>
+    </w:p>
+    <w:bookmarkEnd w:id="16"/>
+    <w:bookmarkEnd w:id="17"/>
+    <w:bookmarkStart w:id="18" w:name="X645e0561eb431bb59311fd46bb7d255f3c700a8"/>
     <w:p>
       <w:pPr>
         <w:pStyle w:val="Heading2"/>
@@ -3610,8 +3619,8 @@
         <w:t xml:space="preserve">.</w:t>
       </w:r>
     </w:p>
-    <w:bookmarkEnd w:id="15"/>
-    <w:bookmarkStart w:id="16" w:name="X449a78d8b24fb926c9866b11ae774e0c595bb92"/>
+    <w:bookmarkEnd w:id="18"/>
+    <w:bookmarkStart w:id="19" w:name="Xb98662f8cd6016b95d4aa700ccb0ca713985769"/>
     <w:p>
       <w:pPr>
         <w:pStyle w:val="Heading2"/>
@@ -3675,8 +3684,7 @@
     <w:tbl>
       <w:tblPr>
         <w:tblStyle w:val="Table"/>
-        <w:tblW w:type="pct" w:w="5000"/>
-        <w:tblLayout w:type="fixed"/>
+        <w:tblW w:type="auto" w:w="0"/>
         <w:tblLook w:firstRow="1" w:lastRow="0" w:firstColumn="0" w:lastColumn="0" w:noHBand="0" w:noVBand="0" w:val="0020"/>
       </w:tblPr>
       <w:tblGrid>
@@ -4309,7 +4317,10 @@
               <w:pStyle w:val="Compact"/>
             </w:pPr>
             <w:r>
-              <w:t xml:space="preserve">One representative §43 stub per flavor (e.g. </w:t>
+              <w:t xml:space="preserve">One representative §43 stub per flavor (e.g.</w:t>
+            </w:r>
+            <w:r>
+              <w:t xml:space="preserve"> </w:t>
             </w:r>
             <w:r>
               <w:rPr>
@@ -4321,19 +4332,7 @@
               <w:t xml:space="preserve"> </w:t>
             </w:r>
             <w:r>
-              <w:t xml:space="preserve">returns exit≠0 with</w:t>
-            </w:r>
-            <w:r>
-              <w:t xml:space="preserve"> </w:t>
-            </w:r>
-            <w:r>
-              <w:t xml:space="preserve">“HRD-033”</w:t>
-            </w:r>
-            <w:r>
-              <w:t xml:space="preserve"> </w:t>
-            </w:r>
-            <w:r>
-              <w:t xml:space="preserve">in stderr)</w:t>
+              <w:t xml:space="preserve">returns exit≠0 with "HRD-033" in stderr)</w:t>
             </w:r>
           </w:p>
         </w:tc>
@@ -4500,23 +4499,11 @@
         <w:t xml:space="preserve"> </w:t>
       </w:r>
       <w:r>
-        <w:t xml:space="preserve">string (not just status 501). E31 asserts exit code ≠ 0 AND stderr contains the HRD reference (catches a stub that exits 0 with</w:t>
-      </w:r>
-      <w:r>
-        <w:t xml:space="preserve"> </w:t>
-      </w:r>
-      <w:r>
-        <w:t xml:space="preserve">“not implemented”</w:t>
-      </w:r>
-      <w:r>
-        <w:t xml:space="preserve"> </w:t>
-      </w:r>
-      <w:r>
-        <w:t xml:space="preserve">silently).</w:t>
-      </w:r>
-    </w:p>
-    <w:bookmarkEnd w:id="16"/>
-    <w:bookmarkStart w:id="17" w:name="X6926d854fd3afda33100a6cd1c7d147875a0937"/>
+        <w:t xml:space="preserve">string (not just status 501). E31 asserts exit code ≠ 0 AND stderr contains the HRD reference (catches a stub that exits 0 with "not implemented" silently).</w:t>
+      </w:r>
+    </w:p>
+    <w:bookmarkEnd w:id="19"/>
+    <w:bookmarkStart w:id="20" w:name="X89ac636a09eea9fa28c438b5008a34a423615cd"/>
     <w:p>
       <w:pPr>
         <w:pStyle w:val="Heading2"/>
@@ -4531,662 +4518,6 @@
       </w:pPr>
       <w:r>
         <w:t xml:space="preserve">For each new flavor binary, the §107 PASS contract:</w:t>
-      </w:r>
-    </w:p>
-    <w:p>
-      <w:pPr>
-        <w:pStyle w:val="Compact"/>
-        <w:numPr>
-          <w:ilvl w:val="0"/>
-          <w:numId w:val="1003"/>
-        </w:numPr>
-      </w:pPr>
-      <w:r>
-        <w:rPr>
-          <w:b/>
-          <w:bCs/>
-        </w:rPr>
-        <w:t xml:space="preserve">Binary builds</w:t>
-      </w:r>
-      <w:r>
-        <w:t xml:space="preserve"> </w:t>
-      </w:r>
-      <w:r>
-        <w:t xml:space="preserve">—</w:t>
-      </w:r>
-      <w:r>
-        <w:t xml:space="preserve"> </w:t>
-      </w:r>
-      <w:r>
-        <w:rPr>
-          <w:rStyle w:val="VerbatimChar"/>
-        </w:rPr>
-        <w:t xml:space="preserve">go build ./&lt;flavor&gt;/...</w:t>
-      </w:r>
-      <w:r>
-        <w:t xml:space="preserve"> </w:t>
-      </w:r>
-      <w:r>
-        <w:t xml:space="preserve">produces an executable, captured via</w:t>
-      </w:r>
-      <w:r>
-        <w:t xml:space="preserve"> </w:t>
-      </w:r>
-      <w:r>
-        <w:rPr>
-          <w:rStyle w:val="VerbatimChar"/>
-        </w:rPr>
-        <w:t xml:space="preserve">file &lt;binary&gt;</w:t>
-      </w:r>
-      <w:r>
-        <w:t xml:space="preserve"> </w:t>
-      </w:r>
-      <w:r>
-        <w:t xml:space="preserve">MIME check.</w:t>
-      </w:r>
-    </w:p>
-    <w:p>
-      <w:pPr>
-        <w:pStyle w:val="Compact"/>
-        <w:numPr>
-          <w:ilvl w:val="0"/>
-          <w:numId w:val="1003"/>
-        </w:numPr>
-      </w:pPr>
-      <w:r>
-        <w:rPr>
-          <w:rStyle w:val="VerbatimChar"/>
-          <w:b/>
-          <w:bCs/>
-        </w:rPr>
-        <w:t xml:space="preserve">version --json</w:t>
-      </w:r>
-      <w:r>
-        <w:rPr>
-          <w:b/>
-          <w:bCs/>
-        </w:rPr>
-        <w:t xml:space="preserve"> </w:t>
-      </w:r>
-      <w:r>
-        <w:rPr>
-          <w:b/>
-          <w:bCs/>
-        </w:rPr>
-        <w:t xml:space="preserve">returns canonical JSON</w:t>
-      </w:r>
-      <w:r>
-        <w:t xml:space="preserve"> </w:t>
-      </w:r>
-      <w:r>
-        <w:t xml:space="preserve">— parsed by python3 in the e2e probe, required fields asserted non-empty.</w:t>
-      </w:r>
-    </w:p>
-    <w:p>
-      <w:pPr>
-        <w:pStyle w:val="Compact"/>
-        <w:numPr>
-          <w:ilvl w:val="0"/>
-          <w:numId w:val="1003"/>
-        </w:numPr>
-      </w:pPr>
-      <w:r>
-        <w:rPr>
-          <w:rStyle w:val="VerbatimChar"/>
-          <w:b/>
-          <w:bCs/>
-        </w:rPr>
-        <w:t xml:space="preserve">&lt;flavor&gt;</w:t>
-      </w:r>
-      <w:r>
-        <w:rPr>
-          <w:b/>
-          <w:bCs/>
-        </w:rPr>
-        <w:t xml:space="preserve"> </w:t>
-      </w:r>
-      <w:r>
-        <w:rPr>
-          <w:b/>
-          <w:bCs/>
-        </w:rPr>
-        <w:t xml:space="preserve">(no args) prints usage + exits 0</w:t>
-      </w:r>
-      <w:r>
-        <w:t xml:space="preserve"> </w:t>
-      </w:r>
-      <w:r>
-        <w:t xml:space="preserve">— proves Cobra root wires up correctly.</w:t>
-      </w:r>
-    </w:p>
-    <w:p>
-      <w:pPr>
-        <w:pStyle w:val="Compact"/>
-        <w:numPr>
-          <w:ilvl w:val="0"/>
-          <w:numId w:val="1003"/>
-        </w:numPr>
-      </w:pPr>
-      <w:r>
-        <w:rPr>
-          <w:b/>
-          <w:bCs/>
-        </w:rPr>
-        <w:t xml:space="preserve">For serving flavors</w:t>
-      </w:r>
-      <w:r>
-        <w:t xml:space="preserve">:</w:t>
-      </w:r>
-    </w:p>
-    <w:p>
-      <w:pPr>
-        <w:pStyle w:val="Compact"/>
-        <w:numPr>
-          <w:ilvl w:val="1"/>
-          <w:numId w:val="1004"/>
-        </w:numPr>
-      </w:pPr>
-      <w:r>
-        <w:rPr>
-          <w:rStyle w:val="VerbatimChar"/>
-        </w:rPr>
-        <w:t xml:space="preserve">serve</w:t>
-      </w:r>
-      <w:r>
-        <w:t xml:space="preserve"> </w:t>
-      </w:r>
-      <w:r>
-        <w:t xml:space="preserve">binds within 10s of invocation; subsequent</w:t>
-      </w:r>
-      <w:r>
-        <w:t xml:space="preserve"> </w:t>
-      </w:r>
-      <w:r>
-        <w:rPr>
-          <w:rStyle w:val="VerbatimChar"/>
-        </w:rPr>
-        <w:t xml:space="preserve">GET /v1/healthz</w:t>
-      </w:r>
-      <w:r>
-        <w:t xml:space="preserve"> </w:t>
-      </w:r>
-      <w:r>
-        <w:t xml:space="preserve">returns 200.</w:t>
-      </w:r>
-    </w:p>
-    <w:p>
-      <w:pPr>
-        <w:pStyle w:val="Compact"/>
-        <w:numPr>
-          <w:ilvl w:val="1"/>
-          <w:numId w:val="1004"/>
-        </w:numPr>
-      </w:pPr>
-      <w:r>
-        <w:rPr>
-          <w:rStyle w:val="VerbatimChar"/>
-        </w:rPr>
-        <w:t xml:space="preserve">GET /v1/readyz</w:t>
-      </w:r>
-      <w:r>
-        <w:t xml:space="preserve"> </w:t>
-      </w:r>
-      <w:r>
-        <w:t xml:space="preserve">returns 200 with status:ready.</w:t>
-      </w:r>
-    </w:p>
-    <w:p>
-      <w:pPr>
-        <w:pStyle w:val="Compact"/>
-        <w:numPr>
-          <w:ilvl w:val="1"/>
-          <w:numId w:val="1004"/>
-        </w:numPr>
-      </w:pPr>
-      <w:r>
-        <w:rPr>
-          <w:rStyle w:val="VerbatimChar"/>
-        </w:rPr>
-        <w:t xml:space="preserve">GET /metrics</w:t>
-      </w:r>
-      <w:r>
-        <w:t xml:space="preserve"> </w:t>
-      </w:r>
-      <w:r>
-        <w:t xml:space="preserve">returns text/plain with</w:t>
-      </w:r>
-      <w:r>
-        <w:t xml:space="preserve"> </w:t>
-      </w:r>
-      <w:r>
-        <w:rPr>
-          <w:rStyle w:val="VerbatimChar"/>
-        </w:rPr>
-        <w:t xml:space="preserve">&lt;flavor&gt;_build_info</w:t>
-      </w:r>
-      <w:r>
-        <w:t xml:space="preserve"> </w:t>
-      </w:r>
-      <w:r>
-        <w:t xml:space="preserve">gauge.</w:t>
-      </w:r>
-    </w:p>
-    <w:p>
-      <w:pPr>
-        <w:pStyle w:val="Compact"/>
-        <w:numPr>
-          <w:ilvl w:val="1"/>
-          <w:numId w:val="1004"/>
-        </w:numPr>
-      </w:pPr>
-      <w:r>
-        <w:t xml:space="preserve">Flavor-specific 501 routes return body containing the literal HRD-NNN.</w:t>
-      </w:r>
-    </w:p>
-    <w:p>
-      <w:pPr>
-        <w:pStyle w:val="Compact"/>
-        <w:numPr>
-          <w:ilvl w:val="1"/>
-          <w:numId w:val="1004"/>
-        </w:numPr>
-      </w:pPr>
-      <w:r>
-        <w:t xml:space="preserve">SIGTERM → graceful shutdown → exit 0 within 5s.</w:t>
-      </w:r>
-    </w:p>
-    <w:p>
-      <w:pPr>
-        <w:pStyle w:val="Compact"/>
-        <w:numPr>
-          <w:ilvl w:val="0"/>
-          <w:numId w:val="1003"/>
-        </w:numPr>
-      </w:pPr>
-      <w:r>
-        <w:rPr>
-          <w:b/>
-          <w:bCs/>
-        </w:rPr>
-        <w:t xml:space="preserve">Stub commands return 501-style error</w:t>
-      </w:r>
-      <w:r>
-        <w:t xml:space="preserve"> </w:t>
-      </w:r>
-      <w:r>
-        <w:t xml:space="preserve">— one representative stub per flavor exercised; exit code ≠ 0; stderr contains HRD-NNN reference.</w:t>
-      </w:r>
-    </w:p>
-    <w:p>
-      <w:pPr>
-        <w:pStyle w:val="FirstParagraph"/>
-      </w:pPr>
-      <w:r>
-        <w:rPr>
-          <w:b/>
-          <w:bCs/>
-        </w:rPr>
-        <w:t xml:space="preserve">For the pherald refactor</w:t>
-      </w:r>
-      <w:r>
-        <w:t xml:space="preserve">: all of E1-E13 (15 invariants from Plan 1 era) MUST stay green. The refactor introduces NO new e2e invariants — just changes the internals.</w:t>
-      </w:r>
-    </w:p>
-    <w:bookmarkEnd w:id="17"/>
-    <w:bookmarkStart w:id="18" w:name="section-6-test-build-strategy"/>
-    <w:p>
-      <w:pPr>
-        <w:pStyle w:val="Heading2"/>
-      </w:pPr>
-      <w:r>
-        <w:t xml:space="preserve">Section 6 — Test + build strategy</w:t>
-      </w:r>
-    </w:p>
-    <w:p>
-      <w:pPr>
-        <w:pStyle w:val="FirstParagraph"/>
-      </w:pPr>
-      <w:r>
-        <w:rPr>
-          <w:b/>
-          <w:bCs/>
-        </w:rPr>
-        <w:t xml:space="preserve">Unit tests</w:t>
-      </w:r>
-      <w:r>
-        <w:t xml:space="preserve"> </w:t>
-      </w:r>
-      <w:r>
-        <w:t xml:space="preserve">(default</w:t>
-      </w:r>
-      <w:r>
-        <w:t xml:space="preserve"> </w:t>
-      </w:r>
-      <w:r>
-        <w:rPr>
-          <w:rStyle w:val="VerbatimChar"/>
-        </w:rPr>
-        <w:t xml:space="preserve">go test</w:t>
-      </w:r>
-      <w:r>
-        <w:t xml:space="preserve">):</w:t>
-      </w:r>
-      <w:r>
-        <w:t xml:space="preserve"> </w:t>
-      </w:r>
-      <w:r>
-        <w:t xml:space="preserve">-</w:t>
-      </w:r>
-      <w:r>
-        <w:t xml:space="preserve"> </w:t>
-      </w:r>
-      <w:r>
-        <w:rPr>
-          <w:rStyle w:val="VerbatimChar"/>
-        </w:rPr>
-        <w:t xml:space="preserve">commons/cli/cli_test.go</w:t>
-      </w:r>
-      <w:r>
-        <w:t xml:space="preserve"> </w:t>
-      </w:r>
-      <w:r>
-        <w:t xml:space="preserve">— table-driven tests for</w:t>
-      </w:r>
-      <w:r>
-        <w:t xml:space="preserve"> </w:t>
-      </w:r>
-      <w:r>
-        <w:rPr>
-          <w:rStyle w:val="VerbatimChar"/>
-        </w:rPr>
-        <w:t xml:space="preserve">StubCmd</w:t>
-      </w:r>
-      <w:r>
-        <w:t xml:space="preserve"> </w:t>
-      </w:r>
-      <w:r>
-        <w:t xml:space="preserve">(exit code + stderr containment),</w:t>
-      </w:r>
-      <w:r>
-        <w:t xml:space="preserve"> </w:t>
-      </w:r>
-      <w:r>
-        <w:rPr>
-          <w:rStyle w:val="VerbatimChar"/>
-        </w:rPr>
-        <w:t xml:space="preserve">VersionCmd</w:t>
-      </w:r>
-      <w:r>
-        <w:t xml:space="preserve"> </w:t>
-      </w:r>
-      <w:r>
-        <w:t xml:space="preserve">(JSON shape), Route registration, branding plumbing.</w:t>
-      </w:r>
-      <w:r>
-        <w:t xml:space="preserve"> </w:t>
-      </w:r>
-      <w:r>
-        <w:t xml:space="preserve">- Per-flavor</w:t>
-      </w:r>
-      <w:r>
-        <w:t xml:space="preserve"> </w:t>
-      </w:r>
-      <w:r>
-        <w:rPr>
-          <w:rStyle w:val="VerbatimChar"/>
-        </w:rPr>
-        <w:t xml:space="preserve">cmd/&lt;flavor&gt;herald/main_test.go</w:t>
-      </w:r>
-      <w:r>
-        <w:t xml:space="preserve"> </w:t>
-      </w:r>
-      <w:r>
-        <w:t xml:space="preserve">— minimal smoke (root command builds, has expected subcommands).</w:t>
-      </w:r>
-      <w:r>
-        <w:t xml:space="preserve"> </w:t>
-      </w:r>
-      <w:r>
-        <w:t xml:space="preserve">- Per-flavor</w:t>
-      </w:r>
-      <w:r>
-        <w:t xml:space="preserve"> </w:t>
-      </w:r>
-      <w:r>
-        <w:rPr>
-          <w:rStyle w:val="VerbatimChar"/>
-        </w:rPr>
-        <w:t xml:space="preserve">internal/stubs/stubs_test.go</w:t>
-      </w:r>
-      <w:r>
-        <w:t xml:space="preserve"> </w:t>
-      </w:r>
-      <w:r>
-        <w:t xml:space="preserve">— verifies the expected §43 commands are registered with the right HRDs.</w:t>
-      </w:r>
-    </w:p>
-    <w:p>
-      <w:pPr>
-        <w:pStyle w:val="BodyText"/>
-      </w:pPr>
-      <w:r>
-        <w:rPr>
-          <w:b/>
-          <w:bCs/>
-        </w:rPr>
-        <w:t xml:space="preserve">Integration tests</w:t>
-      </w:r>
-      <w:r>
-        <w:t xml:space="preserve"> </w:t>
-      </w:r>
-      <w:r>
-        <w:t xml:space="preserve">(</w:t>
-      </w:r>
-      <w:r>
-        <w:rPr>
-          <w:rStyle w:val="VerbatimChar"/>
-        </w:rPr>
-        <w:t xml:space="preserve">//go:build integration</w:t>
-      </w:r>
-      <w:r>
-        <w:t xml:space="preserve">):</w:t>
-      </w:r>
-      <w:r>
-        <w:t xml:space="preserve"> </w:t>
-      </w:r>
-      <w:r>
-        <w:t xml:space="preserve">- Per-serving-flavor: boot the binary as a subprocess, hit endpoints, verify response bodies. Same pattern as pherald’s existing E7-E12.</w:t>
-      </w:r>
-      <w:r>
-        <w:t xml:space="preserve"> </w:t>
-      </w:r>
-      <w:r>
-        <w:t xml:space="preserve">- Cross-flavor smoke: run</w:t>
-      </w:r>
-      <w:r>
-        <w:t xml:space="preserve"> </w:t>
-      </w:r>
-      <w:r>
-        <w:rPr>
-          <w:rStyle w:val="VerbatimChar"/>
-        </w:rPr>
-        <w:t xml:space="preserve">&lt;flavor&gt;herald version --json</w:t>
-      </w:r>
-      <w:r>
-        <w:t xml:space="preserve"> </w:t>
-      </w:r>
-      <w:r>
-        <w:t xml:space="preserve">for each of 6 flavors, verify exits + non-empty fields.</w:t>
-      </w:r>
-    </w:p>
-    <w:p>
-      <w:pPr>
-        <w:pStyle w:val="BodyText"/>
-      </w:pPr>
-      <w:r>
-        <w:rPr>
-          <w:b/>
-          <w:bCs/>
-        </w:rPr>
-        <w:t xml:space="preserve">Build verification</w:t>
-      </w:r>
-      <w:r>
-        <w:t xml:space="preserve">:</w:t>
-      </w:r>
-      <w:r>
-        <w:t xml:space="preserve"> </w:t>
-      </w:r>
-      <w:r>
-        <w:t xml:space="preserve">-</w:t>
-      </w:r>
-      <w:r>
-        <w:t xml:space="preserve"> </w:t>
-      </w:r>
-      <w:r>
-        <w:rPr>
-          <w:rStyle w:val="VerbatimChar"/>
-        </w:rPr>
-        <w:t xml:space="preserve">go build ./...</w:t>
-      </w:r>
-      <w:r>
-        <w:t xml:space="preserve"> </w:t>
-      </w:r>
-      <w:r>
-        <w:t xml:space="preserve">across all 14 modules — must be clean before committing.</w:t>
-      </w:r>
-      <w:r>
-        <w:t xml:space="preserve"> </w:t>
-      </w:r>
-      <w:r>
-        <w:t xml:space="preserve">-</w:t>
-      </w:r>
-      <w:r>
-        <w:t xml:space="preserve"> </w:t>
-      </w:r>
-      <w:r>
-        <w:rPr>
-          <w:rStyle w:val="VerbatimChar"/>
-        </w:rPr>
-        <w:t xml:space="preserve">gofmt -l</w:t>
-      </w:r>
-      <w:r>
-        <w:t xml:space="preserve"> </w:t>
-      </w:r>
-      <w:r>
-        <w:t xml:space="preserve">must be empty across all modified packages.</w:t>
-      </w:r>
-      <w:r>
-        <w:t xml:space="preserve"> </w:t>
-      </w:r>
-      <w:r>
-        <w:t xml:space="preserve">-</w:t>
-      </w:r>
-      <w:r>
-        <w:t xml:space="preserve"> </w:t>
-      </w:r>
-      <w:r>
-        <w:rPr>
-          <w:rStyle w:val="VerbatimChar"/>
-        </w:rPr>
-        <w:t xml:space="preserve">go vet</w:t>
-      </w:r>
-      <w:r>
-        <w:t xml:space="preserve"> </w:t>
-      </w:r>
-      <w:r>
-        <w:t xml:space="preserve">must be clean.</w:t>
-      </w:r>
-    </w:p>
-    <w:p>
-      <w:pPr>
-        <w:pStyle w:val="BodyText"/>
-      </w:pPr>
-      <w:r>
-        <w:rPr>
-          <w:b/>
-          <w:bCs/>
-        </w:rPr>
-        <w:t xml:space="preserve">Anti-bluff §1.1 paired mutations</w:t>
-      </w:r>
-      <w:r>
-        <w:t xml:space="preserve"> </w:t>
-      </w:r>
-      <w:r>
-        <w:t xml:space="preserve">(new gates):</w:t>
-      </w:r>
-      <w:r>
-        <w:t xml:space="preserve"> </w:t>
-      </w:r>
-      <w:r>
-        <w:t xml:space="preserve">- Strip the HRD pointer from one stub’s error message → e2e_bluff_hunt E31 MUST FAIL.</w:t>
-      </w:r>
-      <w:r>
-        <w:t xml:space="preserve"> </w:t>
-      </w:r>
-      <w:r>
-        <w:t xml:space="preserve">- Make</w:t>
-      </w:r>
-      <w:r>
-        <w:t xml:space="preserve"> </w:t>
-      </w:r>
-      <w:r>
-        <w:rPr>
-          <w:rStyle w:val="VerbatimChar"/>
-        </w:rPr>
-        <w:t xml:space="preserve">version --json</w:t>
-      </w:r>
-      <w:r>
-        <w:t xml:space="preserve"> </w:t>
-      </w:r>
-      <w:r>
-        <w:t xml:space="preserve">return an empty version string → E19 MUST FAIL.</w:t>
-      </w:r>
-      <w:r>
-        <w:t xml:space="preserve"> </w:t>
-      </w:r>
-      <w:r>
-        <w:t xml:space="preserve">- Make sherald’s serve bind on a random port instead of 24793 → E25 MUST FAIL (with explicit port mismatch).</w:t>
-      </w:r>
-    </w:p>
-    <w:p>
-      <w:pPr>
-        <w:pStyle w:val="BodyText"/>
-      </w:pPr>
-      <w:r>
-        <w:t xml:space="preserve">Each new gate gets its mutation test in</w:t>
-      </w:r>
-      <w:r>
-        <w:t xml:space="preserve"> </w:t>
-      </w:r>
-      <w:r>
-        <w:rPr>
-          <w:rStyle w:val="VerbatimChar"/>
-        </w:rPr>
-        <w:t xml:space="preserve">tests/test_wave2_mutation_meta.sh</w:t>
-      </w:r>
-      <w:r>
-        <w:t xml:space="preserve"> </w:t>
-      </w:r>
-      <w:r>
-        <w:t xml:space="preserve">per §1.1.</w:t>
-      </w:r>
-    </w:p>
-    <w:bookmarkEnd w:id="18"/>
-    <w:bookmarkStart w:id="19" w:name="spec-impact-v3-r7-r8"/>
-    <w:p>
-      <w:pPr>
-        <w:pStyle w:val="Heading2"/>
-      </w:pPr>
-      <w:r>
-        <w:t xml:space="preserve">Spec impact (V3 r7 → r8)</w:t>
-      </w:r>
-    </w:p>
-    <w:p>
-      <w:pPr>
-        <w:pStyle w:val="FirstParagraph"/>
-      </w:pPr>
-      <w:r>
-        <w:t xml:space="preserve">Wave 2 changes to capture in spec V3 r8:</w:t>
       </w:r>
     </w:p>
     <w:p>
@@ -5202,13 +4533,43 @@
           <w:b/>
           <w:bCs/>
         </w:rPr>
-        <w:t xml:space="preserve">§18 Flavors</w:t>
-      </w:r>
-      <w:r>
-        <w:t xml:space="preserve"> </w:t>
-      </w:r>
-      <w:r>
-        <w:t xml:space="preserve">— confirm 3-serving / 4-CLI-only split. Document default ports 24791..24794. Document the §43 stub distribution per flavor.</w:t>
+        <w:t xml:space="preserve">Binary builds</w:t>
+      </w:r>
+      <w:r>
+        <w:t xml:space="preserve"> </w:t>
+      </w:r>
+      <w:r>
+        <w:t xml:space="preserve">—</w:t>
+      </w:r>
+      <w:r>
+        <w:t xml:space="preserve"> </w:t>
+      </w:r>
+      <w:r>
+        <w:rPr>
+          <w:rStyle w:val="VerbatimChar"/>
+        </w:rPr>
+        <w:t xml:space="preserve">go build ./&lt;flavor&gt;/...</w:t>
+      </w:r>
+      <w:r>
+        <w:t xml:space="preserve"> </w:t>
+      </w:r>
+      <w:r>
+        <w:t xml:space="preserve">produces an executable, captured via</w:t>
+      </w:r>
+      <w:r>
+        <w:t xml:space="preserve"> </w:t>
+      </w:r>
+      <w:r>
+        <w:rPr>
+          <w:rStyle w:val="VerbatimChar"/>
+        </w:rPr>
+        <w:t xml:space="preserve">file &lt;binary&gt;</w:t>
+      </w:r>
+      <w:r>
+        <w:t xml:space="preserve"> </w:t>
+      </w:r>
+      <w:r>
+        <w:t xml:space="preserve">MIME check.</w:t>
       </w:r>
     </w:p>
     <w:p>
@@ -5221,61 +4582,31 @@
       </w:pPr>
       <w:r>
         <w:rPr>
+          <w:rStyle w:val="VerbatimChar"/>
           <w:b/>
           <w:bCs/>
         </w:rPr>
-        <w:t xml:space="preserve">§41 REST API surface</w:t>
-      </w:r>
-      <w:r>
-        <w:t xml:space="preserve"> </w:t>
-      </w:r>
-      <w:r>
-        <w:t xml:space="preserve">— add cherald</w:t>
-      </w:r>
-      <w:r>
-        <w:t xml:space="preserve"> </w:t>
-      </w:r>
-      <w:r>
-        <w:rPr>
-          <w:rStyle w:val="VerbatimChar"/>
-        </w:rPr>
-        <w:t xml:space="preserve">/v1/compliance</w:t>
-      </w:r>
-      <w:r>
-        <w:t xml:space="preserve"> </w:t>
-      </w:r>
-      <w:r>
-        <w:t xml:space="preserve">+ sherald</w:t>
-      </w:r>
-      <w:r>
-        <w:t xml:space="preserve"> </w:t>
-      </w:r>
-      <w:r>
-        <w:rPr>
-          <w:rStyle w:val="VerbatimChar"/>
-        </w:rPr>
-        <w:t xml:space="preserve">/v1/safety_state</w:t>
-      </w:r>
-      <w:r>
-        <w:t xml:space="preserve"> </w:t>
-      </w:r>
-      <w:r>
-        <w:t xml:space="preserve">+ iherald</w:t>
-      </w:r>
-      <w:r>
-        <w:t xml:space="preserve"> </w:t>
-      </w:r>
-      <w:r>
-        <w:rPr>
-          <w:rStyle w:val="VerbatimChar"/>
-        </w:rPr>
-        <w:t xml:space="preserve">/v1/webhooks/page</w:t>
-      </w:r>
-      <w:r>
-        <w:t xml:space="preserve"> </w:t>
-      </w:r>
-      <w:r>
-        <w:t xml:space="preserve">to the route catalogue (501 stubs in Wave 2; live in Waves 3/4).</w:t>
+        <w:t xml:space="preserve">version --json</w:t>
+      </w:r>
+      <w:r>
+        <w:rPr>
+          <w:b/>
+          <w:bCs/>
+        </w:rPr>
+        <w:t xml:space="preserve"> </w:t>
+      </w:r>
+      <w:r>
+        <w:rPr>
+          <w:b/>
+          <w:bCs/>
+        </w:rPr>
+        <w:t xml:space="preserve">returns canonical JSON</w:t>
+      </w:r>
+      <w:r>
+        <w:t xml:space="preserve"> </w:t>
+      </w:r>
+      <w:r>
+        <w:t xml:space="preserve">— parsed by python3 in the e2e probe, required fields asserted non-empty.</w:t>
       </w:r>
     </w:p>
     <w:p>
@@ -5288,16 +4619,31 @@
       </w:pPr>
       <w:r>
         <w:rPr>
+          <w:rStyle w:val="VerbatimChar"/>
           <w:b/>
           <w:bCs/>
         </w:rPr>
-        <w:t xml:space="preserve">§44 Foundation implementation contract</w:t>
-      </w:r>
-      <w:r>
-        <w:t xml:space="preserve"> </w:t>
-      </w:r>
-      <w:r>
-        <w:t xml:space="preserve">— extend with a §44.M Wave 2 milestone section capturing the 6-flavor + pherald-refactor scope + the §107 evidence contract.</w:t>
+        <w:t xml:space="preserve">&lt;flavor&gt;</w:t>
+      </w:r>
+      <w:r>
+        <w:rPr>
+          <w:b/>
+          <w:bCs/>
+        </w:rPr>
+        <w:t xml:space="preserve"> </w:t>
+      </w:r>
+      <w:r>
+        <w:rPr>
+          <w:b/>
+          <w:bCs/>
+        </w:rPr>
+        <w:t xml:space="preserve">(no args) prints usage + exits 0</w:t>
+      </w:r>
+      <w:r>
+        <w:t xml:space="preserve"> </w:t>
+      </w:r>
+      <w:r>
+        <w:t xml:space="preserve">— proves Cobra root wires up correctly.</w:t>
       </w:r>
     </w:p>
     <w:p>
@@ -5313,13 +4659,127 @@
           <w:b/>
           <w:bCs/>
         </w:rPr>
-        <w:t xml:space="preserve">§3.5 Branding + per-flavor identity</w:t>
-      </w:r>
-      <w:r>
-        <w:t xml:space="preserve"> </w:t>
-      </w:r>
-      <w:r>
-        <w:t xml:space="preserve">— formalize the per-flavor Branding instance pattern (Flavor, Prefix, DisplayName, DefaultPort, Mission).</w:t>
+        <w:t xml:space="preserve">For serving flavors</w:t>
+      </w:r>
+      <w:r>
+        <w:t xml:space="preserve">:</w:t>
+      </w:r>
+    </w:p>
+    <w:p>
+      <w:pPr>
+        <w:pStyle w:val="Compact"/>
+        <w:numPr>
+          <w:ilvl w:val="1"/>
+          <w:numId w:val="1006"/>
+        </w:numPr>
+      </w:pPr>
+      <w:r>
+        <w:rPr>
+          <w:rStyle w:val="VerbatimChar"/>
+        </w:rPr>
+        <w:t xml:space="preserve">serve</w:t>
+      </w:r>
+      <w:r>
+        <w:t xml:space="preserve"> </w:t>
+      </w:r>
+      <w:r>
+        <w:t xml:space="preserve">binds within 10s of invocation; subsequent</w:t>
+      </w:r>
+      <w:r>
+        <w:t xml:space="preserve"> </w:t>
+      </w:r>
+      <w:r>
+        <w:rPr>
+          <w:rStyle w:val="VerbatimChar"/>
+        </w:rPr>
+        <w:t xml:space="preserve">GET /v1/healthz</w:t>
+      </w:r>
+      <w:r>
+        <w:t xml:space="preserve"> </w:t>
+      </w:r>
+      <w:r>
+        <w:t xml:space="preserve">returns 200.</w:t>
+      </w:r>
+    </w:p>
+    <w:p>
+      <w:pPr>
+        <w:pStyle w:val="Compact"/>
+        <w:numPr>
+          <w:ilvl w:val="1"/>
+          <w:numId w:val="1006"/>
+        </w:numPr>
+      </w:pPr>
+      <w:r>
+        <w:rPr>
+          <w:rStyle w:val="VerbatimChar"/>
+        </w:rPr>
+        <w:t xml:space="preserve">GET /v1/readyz</w:t>
+      </w:r>
+      <w:r>
+        <w:t xml:space="preserve"> </w:t>
+      </w:r>
+      <w:r>
+        <w:t xml:space="preserve">returns 200 with status:ready.</w:t>
+      </w:r>
+    </w:p>
+    <w:p>
+      <w:pPr>
+        <w:pStyle w:val="Compact"/>
+        <w:numPr>
+          <w:ilvl w:val="1"/>
+          <w:numId w:val="1006"/>
+        </w:numPr>
+      </w:pPr>
+      <w:r>
+        <w:rPr>
+          <w:rStyle w:val="VerbatimChar"/>
+        </w:rPr>
+        <w:t xml:space="preserve">GET /metrics</w:t>
+      </w:r>
+      <w:r>
+        <w:t xml:space="preserve"> </w:t>
+      </w:r>
+      <w:r>
+        <w:t xml:space="preserve">returns text/plain with</w:t>
+      </w:r>
+      <w:r>
+        <w:t xml:space="preserve"> </w:t>
+      </w:r>
+      <w:r>
+        <w:rPr>
+          <w:rStyle w:val="VerbatimChar"/>
+        </w:rPr>
+        <w:t xml:space="preserve">&lt;flavor&gt;_build_info</w:t>
+      </w:r>
+      <w:r>
+        <w:t xml:space="preserve"> </w:t>
+      </w:r>
+      <w:r>
+        <w:t xml:space="preserve">gauge.</w:t>
+      </w:r>
+    </w:p>
+    <w:p>
+      <w:pPr>
+        <w:pStyle w:val="Compact"/>
+        <w:numPr>
+          <w:ilvl w:val="1"/>
+          <w:numId w:val="1006"/>
+        </w:numPr>
+      </w:pPr>
+      <w:r>
+        <w:t xml:space="preserve">Flavor-specific 501 routes return body containing the literal HRD-NNN.</w:t>
+      </w:r>
+    </w:p>
+    <w:p>
+      <w:pPr>
+        <w:pStyle w:val="Compact"/>
+        <w:numPr>
+          <w:ilvl w:val="1"/>
+          <w:numId w:val="1006"/>
+        </w:numPr>
+      </w:pPr>
+      <w:r>
+        <w:t xml:space="preserve">SIGTERM → graceful shutdown → exit 0 within 5s.</w:t>
       </w:r>
     </w:p>
     <w:p>
@@ -5335,257 +4795,68 @@
           <w:b/>
           <w:bCs/>
         </w:rPr>
-        <w:t xml:space="preserve">§11.4.74 Catalogue-Check</w:t>
-      </w:r>
-      <w:r>
-        <w:t xml:space="preserve"> </w:t>
-      </w:r>
-      <w:r>
-        <w:t xml:space="preserve">— document the</w:t>
-      </w:r>
-      <w:r>
-        <w:t xml:space="preserve"> </w:t>
-      </w:r>
-      <w:r>
-        <w:rPr>
-          <w:rStyle w:val="VerbatimChar"/>
-        </w:rPr>
-        <w:t xml:space="preserve">commons/cli/</w:t>
-      </w:r>
-      <w:r>
-        <w:t xml:space="preserve"> </w:t>
-      </w:r>
-      <w:r>
-        <w:t xml:space="preserve">no-match disposition in the §11.4.74 catalogue-checks subdirectory.</w:t>
+        <w:t xml:space="preserve">Stub commands return 501-style error</w:t>
+      </w:r>
+      <w:r>
+        <w:t xml:space="preserve"> </w:t>
+      </w:r>
+      <w:r>
+        <w:t xml:space="preserve">— one representative stub per flavor exercised; exit code ≠ 0; stderr contains HRD-NNN reference.</w:t>
       </w:r>
     </w:p>
     <w:p>
       <w:pPr>
         <w:pStyle w:val="FirstParagraph"/>
-      </w:pPr>
-      <w:r>
-        <w:t xml:space="preserve">All five edits are mandatory per §11.4.73 spec-change rule.</w:t>
-      </w:r>
-    </w:p>
-    <w:bookmarkEnd w:id="19"/>
-    <w:bookmarkStart w:id="20" w:name="implementation-phases"/>
-    <w:p>
-      <w:pPr>
-        <w:pStyle w:val="Heading2"/>
-      </w:pPr>
-      <w:r>
-        <w:t xml:space="preserve">Implementation phases</w:t>
-      </w:r>
-    </w:p>
-    <w:p>
-      <w:pPr>
-        <w:pStyle w:val="FirstParagraph"/>
-      </w:pPr>
-      <w:r>
-        <w:t xml:space="preserve">Per the master roadmap + this design:</w:t>
-      </w:r>
-    </w:p>
-    <w:p>
-      <w:pPr>
-        <w:pStyle w:val="Compact"/>
-        <w:numPr>
-          <w:ilvl w:val="0"/>
-          <w:numId w:val="1006"/>
-        </w:numPr>
       </w:pPr>
       <w:r>
         <w:rPr>
           <w:b/>
           <w:bCs/>
         </w:rPr>
-        <w:t xml:space="preserve">Phase 2a</w:t>
-      </w:r>
-      <w:r>
-        <w:t xml:space="preserve"> </w:t>
-      </w:r>
-      <w:r>
-        <w:t xml:space="preserve">—</w:t>
-      </w:r>
-      <w:r>
-        <w:t xml:space="preserve"> </w:t>
-      </w:r>
-      <w:r>
-        <w:rPr>
-          <w:rStyle w:val="VerbatimChar"/>
-        </w:rPr>
-        <w:t xml:space="preserve">commons/cli/</w:t>
-      </w:r>
-      <w:r>
-        <w:t xml:space="preserve"> </w:t>
-      </w:r>
-      <w:r>
-        <w:t xml:space="preserve">package + unit tests + Catalogue-Check doc (1 day).</w:t>
-      </w:r>
-    </w:p>
-    <w:p>
-      <w:pPr>
-        <w:pStyle w:val="Compact"/>
-        <w:numPr>
-          <w:ilvl w:val="0"/>
-          <w:numId w:val="1006"/>
-        </w:numPr>
+        <w:t xml:space="preserve">For the pherald refactor</w:t>
+      </w:r>
+      <w:r>
+        <w:t xml:space="preserve">: all of E1-E13 (15 invariants from Plan 1 era) MUST stay green. The refactor introduces NO new e2e invariants — just changes the internals.</w:t>
+      </w:r>
+    </w:p>
+    <w:bookmarkEnd w:id="20"/>
+    <w:bookmarkStart w:id="21" w:name="section-6--test--build-strategy"/>
+    <w:p>
+      <w:pPr>
+        <w:pStyle w:val="Heading2"/>
+      </w:pPr>
+      <w:r>
+        <w:t xml:space="preserve">Section 6 — Test + build strategy</w:t>
+      </w:r>
+    </w:p>
+    <w:p>
+      <w:pPr>
+        <w:pStyle w:val="FirstParagraph"/>
       </w:pPr>
       <w:r>
         <w:rPr>
           <w:b/>
           <w:bCs/>
         </w:rPr>
-        <w:t xml:space="preserve">Phase 2b</w:t>
-      </w:r>
-      <w:r>
-        <w:t xml:space="preserve"> </w:t>
-      </w:r>
-      <w:r>
-        <w:t xml:space="preserve">— Refactor pherald to consume</w:t>
-      </w:r>
-      <w:r>
-        <w:t xml:space="preserve"> </w:t>
-      </w:r>
-      <w:r>
-        <w:rPr>
-          <w:rStyle w:val="VerbatimChar"/>
-        </w:rPr>
-        <w:t xml:space="preserve">commons/cli/</w:t>
-      </w:r>
-      <w:r>
-        <w:t xml:space="preserve"> </w:t>
-      </w:r>
-      <w:r>
-        <w:t xml:space="preserve">+ verify E1-E13 still PASS (1 day).</w:t>
-      </w:r>
-    </w:p>
-    <w:p>
-      <w:pPr>
-        <w:pStyle w:val="Compact"/>
-        <w:numPr>
-          <w:ilvl w:val="0"/>
-          <w:numId w:val="1006"/>
-        </w:numPr>
-      </w:pPr>
-      <w:r>
-        <w:rPr>
-          <w:b/>
-          <w:bCs/>
-        </w:rPr>
-        <w:t xml:space="preserve">Phase 2c</w:t>
-      </w:r>
-      <w:r>
-        <w:t xml:space="preserve"> </w:t>
-      </w:r>
-      <w:r>
-        <w:t xml:space="preserve">— Scaffold 6 new flavors in parallel (1 day each, can run in 1-3 days with parallel subagents).</w:t>
-      </w:r>
-    </w:p>
-    <w:p>
-      <w:pPr>
-        <w:pStyle w:val="Compact"/>
-        <w:numPr>
-          <w:ilvl w:val="0"/>
-          <w:numId w:val="1006"/>
-        </w:numPr>
-      </w:pPr>
-      <w:r>
-        <w:rPr>
-          <w:b/>
-          <w:bCs/>
-        </w:rPr>
-        <w:t xml:space="preserve">Phase 2d</w:t>
-      </w:r>
-      <w:r>
-        <w:t xml:space="preserve"> </w:t>
-      </w:r>
-      <w:r>
-        <w:t xml:space="preserve">— Add E19-E33 invariants to</w:t>
-      </w:r>
-      <w:r>
-        <w:t xml:space="preserve"> </w:t>
-      </w:r>
-      <w:r>
-        <w:rPr>
-          <w:rStyle w:val="VerbatimChar"/>
-        </w:rPr>
-        <w:t xml:space="preserve">e2e_bluff_hunt.sh</w:t>
-      </w:r>
-      <w:r>
-        <w:t xml:space="preserve"> </w:t>
-      </w:r>
-      <w:r>
-        <w:t xml:space="preserve">+ paired §1.1 mutation tests (half day).</w:t>
-      </w:r>
-    </w:p>
-    <w:p>
-      <w:pPr>
-        <w:pStyle w:val="Compact"/>
-        <w:numPr>
-          <w:ilvl w:val="0"/>
-          <w:numId w:val="1006"/>
-        </w:numPr>
-      </w:pPr>
-      <w:r>
-        <w:rPr>
-          <w:b/>
-          <w:bCs/>
-        </w:rPr>
-        <w:t xml:space="preserve">Phase 2e</w:t>
-      </w:r>
-      <w:r>
-        <w:t xml:space="preserve"> </w:t>
-      </w:r>
-      <w:r>
-        <w:t xml:space="preserve">— Update spec V3 r7 → r8 + regen siblings (half day).</w:t>
-      </w:r>
-    </w:p>
-    <w:p>
-      <w:pPr>
-        <w:pStyle w:val="Compact"/>
-        <w:numPr>
-          <w:ilvl w:val="0"/>
-          <w:numId w:val="1006"/>
-        </w:numPr>
-      </w:pPr>
-      <w:r>
-        <w:rPr>
-          <w:b/>
-          <w:bCs/>
-        </w:rPr>
-        <w:t xml:space="preserve">Phase 2f</w:t>
-      </w:r>
-      <w:r>
-        <w:t xml:space="preserve"> </w:t>
-      </w:r>
-      <w:r>
-        <w:t xml:space="preserve">— Atomic Issues→Fixed for the flavor-scaffold sub-HRDs (one per flavor — open HRD-092..097) + multi-mirror push (half day).</w:t>
-      </w:r>
-    </w:p>
-    <w:p>
-      <w:pPr>
-        <w:pStyle w:val="FirstParagraph"/>
-      </w:pPr>
-      <w:r>
-        <w:t xml:space="preserve">Total: 5-7 days with parallel subagents.</w:t>
-      </w:r>
-    </w:p>
-    <w:bookmarkEnd w:id="20"/>
-    <w:bookmarkStart w:id="21" w:name="Xa0777ee8a3f8d9a859408911d94e6b9cbdfefa9"/>
-    <w:p>
-      <w:pPr>
-        <w:pStyle w:val="Heading2"/>
-      </w:pPr>
-      <w:r>
-        <w:t xml:space="preserve">Open questions deferred to implementation</w:t>
-      </w:r>
-    </w:p>
-    <w:p>
-      <w:pPr>
-        <w:pStyle w:val="FirstParagraph"/>
-      </w:pPr>
-      <w:r>
-        <w:t xml:space="preserve">These are NOT resolved in this design; the implementation plan resolves them.</w:t>
+        <w:t xml:space="preserve">Unit tests</w:t>
+      </w:r>
+      <w:r>
+        <w:t xml:space="preserve"> </w:t>
+      </w:r>
+      <w:r>
+        <w:t xml:space="preserve">(default</w:t>
+      </w:r>
+      <w:r>
+        <w:t xml:space="preserve"> </w:t>
+      </w:r>
+      <w:r>
+        <w:rPr>
+          <w:rStyle w:val="VerbatimChar"/>
+        </w:rPr>
+        <w:t xml:space="preserve">go test</w:t>
+      </w:r>
+      <w:r>
+        <w:t xml:space="preserve">):</w:t>
       </w:r>
     </w:p>
     <w:p>
@@ -5598,87 +4869,45 @@
       </w:pPr>
       <w:r>
         <w:rPr>
-          <w:b/>
-          <w:bCs/>
-        </w:rPr>
-        <w:t xml:space="preserve">Exact</w:t>
-      </w:r>
-      <w:r>
-        <w:rPr>
-          <w:b/>
-          <w:bCs/>
-        </w:rPr>
-        <w:t xml:space="preserve"> </w:t>
-      </w:r>
-      <w:r>
-        <w:rPr>
-          <w:rStyle w:val="VerbatimChar"/>
-          <w:b/>
-          <w:bCs/>
-        </w:rPr>
-        <w:t xml:space="preserve">commons.Branding</w:t>
-      </w:r>
-      <w:r>
-        <w:rPr>
-          <w:b/>
-          <w:bCs/>
-        </w:rPr>
-        <w:t xml:space="preserve"> </w:t>
-      </w:r>
-      <w:r>
-        <w:rPr>
-          <w:b/>
-          <w:bCs/>
-        </w:rPr>
-        <w:t xml:space="preserve">struct fields</w:t>
-      </w:r>
-      <w:r>
-        <w:t xml:space="preserve"> </w:t>
-      </w:r>
-      <w:r>
-        <w:t xml:space="preserve">— the existing struct from HRD-009 may not have</w:t>
-      </w:r>
-      <w:r>
-        <w:t xml:space="preserve"> </w:t>
-      </w:r>
-      <w:r>
-        <w:rPr>
-          <w:rStyle w:val="VerbatimChar"/>
-        </w:rPr>
-        <w:t xml:space="preserve">DefaultPort</w:t>
-      </w:r>
-      <w:r>
-        <w:t xml:space="preserve"> </w:t>
-      </w:r>
-      <w:r>
-        <w:t xml:space="preserve">or</w:t>
-      </w:r>
-      <w:r>
-        <w:t xml:space="preserve"> </w:t>
-      </w:r>
-      <w:r>
-        <w:rPr>
-          <w:rStyle w:val="VerbatimChar"/>
-        </w:rPr>
-        <w:t xml:space="preserve">Mission</w:t>
-      </w:r>
-      <w:r>
-        <w:t xml:space="preserve">. The implementation plan checks the current shape and either adds fields or carries Wave-2-specific fields in a</w:t>
-      </w:r>
-      <w:r>
-        <w:t xml:space="preserve"> </w:t>
-      </w:r>
-      <w:r>
-        <w:rPr>
-          <w:rStyle w:val="VerbatimChar"/>
-        </w:rPr>
-        <w:t xml:space="preserve">cli.FlavorMeta</w:t>
-      </w:r>
-      <w:r>
-        <w:t xml:space="preserve"> </w:t>
-      </w:r>
-      <w:r>
-        <w:t xml:space="preserve">wrapper.</w:t>
+          <w:rStyle w:val="VerbatimChar"/>
+        </w:rPr>
+        <w:t xml:space="preserve">commons/cli/cli_test.go</w:t>
+      </w:r>
+      <w:r>
+        <w:t xml:space="preserve"> </w:t>
+      </w:r>
+      <w:r>
+        <w:t xml:space="preserve">— table-driven tests for</w:t>
+      </w:r>
+      <w:r>
+        <w:t xml:space="preserve"> </w:t>
+      </w:r>
+      <w:r>
+        <w:rPr>
+          <w:rStyle w:val="VerbatimChar"/>
+        </w:rPr>
+        <w:t xml:space="preserve">StubCmd</w:t>
+      </w:r>
+      <w:r>
+        <w:t xml:space="preserve"> </w:t>
+      </w:r>
+      <w:r>
+        <w:t xml:space="preserve">(exit code + stderr containment),</w:t>
+      </w:r>
+      <w:r>
+        <w:t xml:space="preserve"> </w:t>
+      </w:r>
+      <w:r>
+        <w:rPr>
+          <w:rStyle w:val="VerbatimChar"/>
+        </w:rPr>
+        <w:t xml:space="preserve">VersionCmd</w:t>
+      </w:r>
+      <w:r>
+        <w:t xml:space="preserve"> </w:t>
+      </w:r>
+      <w:r>
+        <w:t xml:space="preserve">(JSON shape), Route registration, branding plumbing.</w:t>
       </w:r>
     </w:p>
     <w:p>
@@ -5690,105 +4919,22 @@
         </w:numPr>
       </w:pPr>
       <w:r>
-        <w:rPr>
-          <w:b/>
-          <w:bCs/>
-        </w:rPr>
-        <w:t xml:space="preserve">Whether</w:t>
-      </w:r>
-      <w:r>
-        <w:rPr>
-          <w:b/>
-          <w:bCs/>
-        </w:rPr>
-        <w:t xml:space="preserve"> </w:t>
-      </w:r>
-      <w:r>
-        <w:rPr>
-          <w:rStyle w:val="VerbatimChar"/>
-          <w:b/>
-          <w:bCs/>
-        </w:rPr>
-        <w:t xml:space="preserve">commons/cli/</w:t>
-      </w:r>
-      <w:r>
-        <w:rPr>
-          <w:b/>
-          <w:bCs/>
-        </w:rPr>
-        <w:t xml:space="preserve"> </w:t>
-      </w:r>
-      <w:r>
-        <w:rPr>
-          <w:b/>
-          <w:bCs/>
-        </w:rPr>
-        <w:t xml:space="preserve">lives at</w:t>
-      </w:r>
-      <w:r>
-        <w:rPr>
-          <w:b/>
-          <w:bCs/>
-        </w:rPr>
-        <w:t xml:space="preserve"> </w:t>
-      </w:r>
-      <w:r>
-        <w:rPr>
-          <w:rStyle w:val="VerbatimChar"/>
-          <w:b/>
-          <w:bCs/>
-        </w:rPr>
-        <w:t xml:space="preserve">commons/cli/</w:t>
-      </w:r>
-      <w:r>
-        <w:rPr>
-          <w:b/>
-          <w:bCs/>
-        </w:rPr>
-        <w:t xml:space="preserve"> </w:t>
-      </w:r>
-      <w:r>
-        <w:rPr>
-          <w:b/>
-          <w:bCs/>
-        </w:rPr>
-        <w:t xml:space="preserve">or</w:t>
-      </w:r>
-      <w:r>
-        <w:rPr>
-          <w:b/>
-          <w:bCs/>
-        </w:rPr>
-        <w:t xml:space="preserve"> </w:t>
-      </w:r>
-      <w:r>
-        <w:rPr>
-          <w:rStyle w:val="VerbatimChar"/>
-          <w:b/>
-          <w:bCs/>
-        </w:rPr>
-        <w:t xml:space="preserve">commons/internal/cli/</w:t>
-      </w:r>
-      <w:r>
-        <w:t xml:space="preserve"> </w:t>
-      </w:r>
-      <w:r>
-        <w:t xml:space="preserve">— the latter prevents external Herald-consumer projects from importing it. Default:</w:t>
-      </w:r>
-      <w:r>
-        <w:t xml:space="preserve"> </w:t>
-      </w:r>
-      <w:r>
-        <w:rPr>
-          <w:rStyle w:val="VerbatimChar"/>
-        </w:rPr>
-        <w:t xml:space="preserve">commons/cli/</w:t>
-      </w:r>
-      <w:r>
-        <w:t xml:space="preserve"> </w:t>
-      </w:r>
-      <w:r>
-        <w:t xml:space="preserve">(exported) because the same scaffold pattern may be useful to flavors built by future Helix-stack consumers.</w:t>
+        <w:t xml:space="preserve">Per-flavor</w:t>
+      </w:r>
+      <w:r>
+        <w:t xml:space="preserve"> </w:t>
+      </w:r>
+      <w:r>
+        <w:rPr>
+          <w:rStyle w:val="VerbatimChar"/>
+        </w:rPr>
+        <w:t xml:space="preserve">cmd/&lt;flavor&gt;herald/main_test.go</w:t>
+      </w:r>
+      <w:r>
+        <w:t xml:space="preserve"> </w:t>
+      </w:r>
+      <w:r>
+        <w:t xml:space="preserve">— minimal smoke (root command builds, has expected subcommands).</w:t>
       </w:r>
     </w:p>
     <w:p>
@@ -5800,46 +4946,49 @@
         </w:numPr>
       </w:pPr>
       <w:r>
+        <w:t xml:space="preserve">Per-flavor</w:t>
+      </w:r>
+      <w:r>
+        <w:t xml:space="preserve"> </w:t>
+      </w:r>
+      <w:r>
+        <w:rPr>
+          <w:rStyle w:val="VerbatimChar"/>
+        </w:rPr>
+        <w:t xml:space="preserve">internal/stubs/stubs_test.go</w:t>
+      </w:r>
+      <w:r>
+        <w:t xml:space="preserve"> </w:t>
+      </w:r>
+      <w:r>
+        <w:t xml:space="preserve">— verifies the expected §43 commands are registered with the right HRDs.</w:t>
+      </w:r>
+    </w:p>
+    <w:p>
+      <w:pPr>
+        <w:pStyle w:val="FirstParagraph"/>
+      </w:pPr>
+      <w:r>
         <w:rPr>
           <w:b/>
           <w:bCs/>
         </w:rPr>
-        <w:t xml:space="preserve">sherald</w:t>
-      </w:r>
-      <w:r>
-        <w:rPr>
-          <w:b/>
-          <w:bCs/>
-        </w:rPr>
-        <w:t xml:space="preserve"> </w:t>
-      </w:r>
-      <w:r>
-        <w:rPr>
-          <w:rStyle w:val="VerbatimChar"/>
-          <w:b/>
-          <w:bCs/>
-        </w:rPr>
-        <w:t xml:space="preserve">/v1/safety_state</w:t>
-      </w:r>
-      <w:r>
-        <w:rPr>
-          <w:b/>
-          <w:bCs/>
-        </w:rPr>
-        <w:t xml:space="preserve"> </w:t>
-      </w:r>
-      <w:r>
-        <w:rPr>
-          <w:b/>
-          <w:bCs/>
-        </w:rPr>
-        <w:t xml:space="preserve">HRD assignment</w:t>
-      </w:r>
-      <w:r>
-        <w:t xml:space="preserve"> </w:t>
-      </w:r>
-      <w:r>
-        <w:t xml:space="preserve">— currently TBD. The plan opens HRD-098 (or appropriate number) for the live implementation of that route.</w:t>
+        <w:t xml:space="preserve">Integration tests</w:t>
+      </w:r>
+      <w:r>
+        <w:t xml:space="preserve"> </w:t>
+      </w:r>
+      <w:r>
+        <w:t xml:space="preserve">(</w:t>
+      </w:r>
+      <w:r>
+        <w:rPr>
+          <w:rStyle w:val="VerbatimChar"/>
+        </w:rPr>
+        <w:t xml:space="preserve">//go:build integration</w:t>
+      </w:r>
+      <w:r>
+        <w:t xml:space="preserve">):</w:t>
       </w:r>
     </w:p>
     <w:p>
@@ -5847,21 +4996,901 @@
         <w:pStyle w:val="Compact"/>
         <w:numPr>
           <w:ilvl w:val="0"/>
-          <w:numId w:val="1007"/>
+          <w:numId w:val="1008"/>
         </w:numPr>
+      </w:pPr>
+      <w:r>
+        <w:t xml:space="preserve">Per-serving-flavor: boot the binary as a subprocess, hit endpoints, verify response bodies. Same pattern as pherald's existing E7-E12.</w:t>
+      </w:r>
+    </w:p>
+    <w:p>
+      <w:pPr>
+        <w:pStyle w:val="Compact"/>
+        <w:numPr>
+          <w:ilvl w:val="0"/>
+          <w:numId w:val="1008"/>
+        </w:numPr>
+      </w:pPr>
+      <w:r>
+        <w:t xml:space="preserve">Cross-flavor smoke: run</w:t>
+      </w:r>
+      <w:r>
+        <w:t xml:space="preserve"> </w:t>
+      </w:r>
+      <w:r>
+        <w:rPr>
+          <w:rStyle w:val="VerbatimChar"/>
+        </w:rPr>
+        <w:t xml:space="preserve">&lt;flavor&gt;herald version --json</w:t>
+      </w:r>
+      <w:r>
+        <w:t xml:space="preserve"> </w:t>
+      </w:r>
+      <w:r>
+        <w:t xml:space="preserve">for each of 6 flavors, verify exits + non-empty fields.</w:t>
+      </w:r>
+    </w:p>
+    <w:p>
+      <w:pPr>
+        <w:pStyle w:val="FirstParagraph"/>
       </w:pPr>
       <w:r>
         <w:rPr>
           <w:b/>
           <w:bCs/>
         </w:rPr>
+        <w:t xml:space="preserve">Build verification</w:t>
+      </w:r>
+      <w:r>
+        <w:t xml:space="preserve">:</w:t>
+      </w:r>
+    </w:p>
+    <w:p>
+      <w:pPr>
+        <w:pStyle w:val="Compact"/>
+        <w:numPr>
+          <w:ilvl w:val="0"/>
+          <w:numId w:val="1009"/>
+        </w:numPr>
+      </w:pPr>
+      <w:r>
+        <w:rPr>
+          <w:rStyle w:val="VerbatimChar"/>
+        </w:rPr>
+        <w:t xml:space="preserve">go build ./...</w:t>
+      </w:r>
+      <w:r>
+        <w:t xml:space="preserve"> </w:t>
+      </w:r>
+      <w:r>
+        <w:t xml:space="preserve">across all 14 modules — must be clean before committing.</w:t>
+      </w:r>
+    </w:p>
+    <w:p>
+      <w:pPr>
+        <w:pStyle w:val="Compact"/>
+        <w:numPr>
+          <w:ilvl w:val="0"/>
+          <w:numId w:val="1009"/>
+        </w:numPr>
+      </w:pPr>
+      <w:r>
+        <w:rPr>
+          <w:rStyle w:val="VerbatimChar"/>
+        </w:rPr>
+        <w:t xml:space="preserve">gofmt -l</w:t>
+      </w:r>
+      <w:r>
+        <w:t xml:space="preserve"> </w:t>
+      </w:r>
+      <w:r>
+        <w:t xml:space="preserve">must be empty across all modified packages.</w:t>
+      </w:r>
+    </w:p>
+    <w:p>
+      <w:pPr>
+        <w:pStyle w:val="Compact"/>
+        <w:numPr>
+          <w:ilvl w:val="0"/>
+          <w:numId w:val="1009"/>
+        </w:numPr>
+      </w:pPr>
+      <w:r>
+        <w:rPr>
+          <w:rStyle w:val="VerbatimChar"/>
+        </w:rPr>
+        <w:t xml:space="preserve">go vet</w:t>
+      </w:r>
+      <w:r>
+        <w:t xml:space="preserve"> </w:t>
+      </w:r>
+      <w:r>
+        <w:t xml:space="preserve">must be clean.</w:t>
+      </w:r>
+    </w:p>
+    <w:p>
+      <w:pPr>
+        <w:pStyle w:val="FirstParagraph"/>
+      </w:pPr>
+      <w:r>
+        <w:rPr>
+          <w:b/>
+          <w:bCs/>
+        </w:rPr>
+        <w:t xml:space="preserve">Anti-bluff §1.1 paired mutations</w:t>
+      </w:r>
+      <w:r>
+        <w:t xml:space="preserve"> </w:t>
+      </w:r>
+      <w:r>
+        <w:t xml:space="preserve">(new gates):</w:t>
+      </w:r>
+    </w:p>
+    <w:p>
+      <w:pPr>
+        <w:pStyle w:val="Compact"/>
+        <w:numPr>
+          <w:ilvl w:val="0"/>
+          <w:numId w:val="1010"/>
+        </w:numPr>
+      </w:pPr>
+      <w:r>
+        <w:t xml:space="preserve">Strip the HRD pointer from one stub's error message → e2e_bluff_hunt E31 MUST FAIL.</w:t>
+      </w:r>
+    </w:p>
+    <w:p>
+      <w:pPr>
+        <w:pStyle w:val="Compact"/>
+        <w:numPr>
+          <w:ilvl w:val="0"/>
+          <w:numId w:val="1010"/>
+        </w:numPr>
+      </w:pPr>
+      <w:r>
+        <w:t xml:space="preserve">Make</w:t>
+      </w:r>
+      <w:r>
+        <w:t xml:space="preserve"> </w:t>
+      </w:r>
+      <w:r>
+        <w:rPr>
+          <w:rStyle w:val="VerbatimChar"/>
+        </w:rPr>
+        <w:t xml:space="preserve">version --json</w:t>
+      </w:r>
+      <w:r>
+        <w:t xml:space="preserve"> </w:t>
+      </w:r>
+      <w:r>
+        <w:t xml:space="preserve">return an empty version string → E19 MUST FAIL.</w:t>
+      </w:r>
+    </w:p>
+    <w:p>
+      <w:pPr>
+        <w:pStyle w:val="Compact"/>
+        <w:numPr>
+          <w:ilvl w:val="0"/>
+          <w:numId w:val="1010"/>
+        </w:numPr>
+      </w:pPr>
+      <w:r>
+        <w:t xml:space="preserve">Make sherald's serve bind on a random port instead of 24793 → E25 MUST FAIL (with explicit port mismatch).</w:t>
+      </w:r>
+    </w:p>
+    <w:p>
+      <w:pPr>
+        <w:pStyle w:val="FirstParagraph"/>
+      </w:pPr>
+      <w:r>
+        <w:t xml:space="preserve">Each new gate gets its mutation test in</w:t>
+      </w:r>
+      <w:r>
+        <w:t xml:space="preserve"> </w:t>
+      </w:r>
+      <w:r>
+        <w:rPr>
+          <w:rStyle w:val="VerbatimChar"/>
+        </w:rPr>
+        <w:t xml:space="preserve">tests/test_wave2_mutation_meta.sh</w:t>
+      </w:r>
+      <w:r>
+        <w:t xml:space="preserve"> </w:t>
+      </w:r>
+      <w:r>
+        <w:t xml:space="preserve">per §1.1.</w:t>
+      </w:r>
+    </w:p>
+    <w:bookmarkEnd w:id="21"/>
+    <w:bookmarkStart w:id="22" w:name="spec-impact-v3-r7--r8"/>
+    <w:p>
+      <w:pPr>
+        <w:pStyle w:val="Heading2"/>
+      </w:pPr>
+      <w:r>
+        <w:t xml:space="preserve">Spec impact (V3 r7 → r8)</w:t>
+      </w:r>
+    </w:p>
+    <w:p>
+      <w:pPr>
+        <w:pStyle w:val="FirstParagraph"/>
+      </w:pPr>
+      <w:r>
+        <w:t xml:space="preserve">Wave 2 changes to capture in spec V3 r8:</w:t>
+      </w:r>
+    </w:p>
+    <w:p>
+      <w:pPr>
+        <w:pStyle w:val="Compact"/>
+        <w:numPr>
+          <w:ilvl w:val="0"/>
+          <w:numId w:val="1011"/>
+        </w:numPr>
+      </w:pPr>
+      <w:r>
+        <w:rPr>
+          <w:b/>
+          <w:bCs/>
+        </w:rPr>
+        <w:t xml:space="preserve">§18 Flavors</w:t>
+      </w:r>
+      <w:r>
+        <w:t xml:space="preserve"> </w:t>
+      </w:r>
+      <w:r>
+        <w:t xml:space="preserve">— confirm 3-serving / 4-CLI-only split. Document default ports 24791..24794. Document the §43 stub distribution per flavor.</w:t>
+      </w:r>
+    </w:p>
+    <w:p>
+      <w:pPr>
+        <w:pStyle w:val="Compact"/>
+        <w:numPr>
+          <w:ilvl w:val="0"/>
+          <w:numId w:val="1011"/>
+        </w:numPr>
+      </w:pPr>
+      <w:r>
+        <w:rPr>
+          <w:b/>
+          <w:bCs/>
+        </w:rPr>
+        <w:t xml:space="preserve">§41 REST API surface</w:t>
+      </w:r>
+      <w:r>
+        <w:t xml:space="preserve"> </w:t>
+      </w:r>
+      <w:r>
+        <w:t xml:space="preserve">— add cherald</w:t>
+      </w:r>
+      <w:r>
+        <w:t xml:space="preserve"> </w:t>
+      </w:r>
+      <w:r>
+        <w:rPr>
+          <w:rStyle w:val="VerbatimChar"/>
+        </w:rPr>
+        <w:t xml:space="preserve">/v1/compliance</w:t>
+      </w:r>
+      <w:r>
+        <w:t xml:space="preserve"> </w:t>
+      </w:r>
+      <w:r>
+        <w:t xml:space="preserve">+ sherald</w:t>
+      </w:r>
+      <w:r>
+        <w:t xml:space="preserve"> </w:t>
+      </w:r>
+      <w:r>
+        <w:rPr>
+          <w:rStyle w:val="VerbatimChar"/>
+        </w:rPr>
+        <w:t xml:space="preserve">/v1/safety_state</w:t>
+      </w:r>
+      <w:r>
+        <w:t xml:space="preserve"> </w:t>
+      </w:r>
+      <w:r>
+        <w:t xml:space="preserve">+ iherald</w:t>
+      </w:r>
+      <w:r>
+        <w:t xml:space="preserve"> </w:t>
+      </w:r>
+      <w:r>
+        <w:rPr>
+          <w:rStyle w:val="VerbatimChar"/>
+        </w:rPr>
+        <w:t xml:space="preserve">/v1/webhooks/page</w:t>
+      </w:r>
+      <w:r>
+        <w:t xml:space="preserve"> </w:t>
+      </w:r>
+      <w:r>
+        <w:t xml:space="preserve">to the route catalogue (501 stubs in Wave 2; live in Waves 3/4).</w:t>
+      </w:r>
+    </w:p>
+    <w:p>
+      <w:pPr>
+        <w:pStyle w:val="Compact"/>
+        <w:numPr>
+          <w:ilvl w:val="0"/>
+          <w:numId w:val="1011"/>
+        </w:numPr>
+      </w:pPr>
+      <w:r>
+        <w:rPr>
+          <w:b/>
+          <w:bCs/>
+        </w:rPr>
+        <w:t xml:space="preserve">§44 Foundation implementation contract</w:t>
+      </w:r>
+      <w:r>
+        <w:t xml:space="preserve"> </w:t>
+      </w:r>
+      <w:r>
+        <w:t xml:space="preserve">— extend with a §44.M Wave 2 milestone section capturing the 6-flavor + pherald-refactor scope + the §107 evidence contract.</w:t>
+      </w:r>
+    </w:p>
+    <w:p>
+      <w:pPr>
+        <w:pStyle w:val="Compact"/>
+        <w:numPr>
+          <w:ilvl w:val="0"/>
+          <w:numId w:val="1011"/>
+        </w:numPr>
+      </w:pPr>
+      <w:r>
+        <w:rPr>
+          <w:b/>
+          <w:bCs/>
+        </w:rPr>
+        <w:t xml:space="preserve">§3.5 Branding + per-flavor identity</w:t>
+      </w:r>
+      <w:r>
+        <w:t xml:space="preserve"> </w:t>
+      </w:r>
+      <w:r>
+        <w:t xml:space="preserve">— formalize the per-flavor Branding instance pattern (Flavor, Prefix, DisplayName, DefaultPort, Mission).</w:t>
+      </w:r>
+    </w:p>
+    <w:p>
+      <w:pPr>
+        <w:pStyle w:val="Compact"/>
+        <w:numPr>
+          <w:ilvl w:val="0"/>
+          <w:numId w:val="1011"/>
+        </w:numPr>
+      </w:pPr>
+      <w:r>
+        <w:rPr>
+          <w:b/>
+          <w:bCs/>
+        </w:rPr>
+        <w:t xml:space="preserve">§11.4.74 Catalogue-Check</w:t>
+      </w:r>
+      <w:r>
+        <w:t xml:space="preserve"> </w:t>
+      </w:r>
+      <w:r>
+        <w:t xml:space="preserve">— document the</w:t>
+      </w:r>
+      <w:r>
+        <w:t xml:space="preserve"> </w:t>
+      </w:r>
+      <w:r>
+        <w:rPr>
+          <w:rStyle w:val="VerbatimChar"/>
+        </w:rPr>
+        <w:t xml:space="preserve">commons/cli/</w:t>
+      </w:r>
+      <w:r>
+        <w:t xml:space="preserve"> </w:t>
+      </w:r>
+      <w:r>
+        <w:t xml:space="preserve">no-match disposition in the §11.4.74 catalogue-checks subdirectory.</w:t>
+      </w:r>
+    </w:p>
+    <w:p>
+      <w:pPr>
+        <w:pStyle w:val="FirstParagraph"/>
+      </w:pPr>
+      <w:r>
+        <w:t xml:space="preserve">All five edits are mandatory per §11.4.73 spec-change rule.</w:t>
+      </w:r>
+    </w:p>
+    <w:bookmarkEnd w:id="22"/>
+    <w:bookmarkStart w:id="23" w:name="implementation-phases"/>
+    <w:p>
+      <w:pPr>
+        <w:pStyle w:val="Heading2"/>
+      </w:pPr>
+      <w:r>
+        <w:t xml:space="preserve">Implementation phases</w:t>
+      </w:r>
+    </w:p>
+    <w:p>
+      <w:pPr>
+        <w:pStyle w:val="FirstParagraph"/>
+      </w:pPr>
+      <w:r>
+        <w:t xml:space="preserve">Per the master roadmap + this design:</w:t>
+      </w:r>
+    </w:p>
+    <w:p>
+      <w:pPr>
+        <w:pStyle w:val="Compact"/>
+        <w:numPr>
+          <w:ilvl w:val="0"/>
+          <w:numId w:val="1012"/>
+        </w:numPr>
+      </w:pPr>
+      <w:r>
+        <w:rPr>
+          <w:b/>
+          <w:bCs/>
+        </w:rPr>
+        <w:t xml:space="preserve">Phase 2a</w:t>
+      </w:r>
+      <w:r>
+        <w:t xml:space="preserve"> </w:t>
+      </w:r>
+      <w:r>
+        <w:t xml:space="preserve">—</w:t>
+      </w:r>
+      <w:r>
+        <w:t xml:space="preserve"> </w:t>
+      </w:r>
+      <w:r>
+        <w:rPr>
+          <w:rStyle w:val="VerbatimChar"/>
+        </w:rPr>
+        <w:t xml:space="preserve">commons/cli/</w:t>
+      </w:r>
+      <w:r>
+        <w:t xml:space="preserve"> </w:t>
+      </w:r>
+      <w:r>
+        <w:t xml:space="preserve">package + unit tests + Catalogue-Check doc (1 day).</w:t>
+      </w:r>
+    </w:p>
+    <w:p>
+      <w:pPr>
+        <w:pStyle w:val="Compact"/>
+        <w:numPr>
+          <w:ilvl w:val="0"/>
+          <w:numId w:val="1012"/>
+        </w:numPr>
+      </w:pPr>
+      <w:r>
+        <w:rPr>
+          <w:b/>
+          <w:bCs/>
+        </w:rPr>
+        <w:t xml:space="preserve">Phase 2b</w:t>
+      </w:r>
+      <w:r>
+        <w:t xml:space="preserve"> </w:t>
+      </w:r>
+      <w:r>
+        <w:t xml:space="preserve">— Refactor pherald to consume</w:t>
+      </w:r>
+      <w:r>
+        <w:t xml:space="preserve"> </w:t>
+      </w:r>
+      <w:r>
+        <w:rPr>
+          <w:rStyle w:val="VerbatimChar"/>
+        </w:rPr>
+        <w:t xml:space="preserve">commons/cli/</w:t>
+      </w:r>
+      <w:r>
+        <w:t xml:space="preserve"> </w:t>
+      </w:r>
+      <w:r>
+        <w:t xml:space="preserve">+ verify E1-E13 still PASS (1 day).</w:t>
+      </w:r>
+    </w:p>
+    <w:p>
+      <w:pPr>
+        <w:pStyle w:val="Compact"/>
+        <w:numPr>
+          <w:ilvl w:val="0"/>
+          <w:numId w:val="1012"/>
+        </w:numPr>
+      </w:pPr>
+      <w:r>
+        <w:rPr>
+          <w:b/>
+          <w:bCs/>
+        </w:rPr>
+        <w:t xml:space="preserve">Phase 2c</w:t>
+      </w:r>
+      <w:r>
+        <w:t xml:space="preserve"> </w:t>
+      </w:r>
+      <w:r>
+        <w:t xml:space="preserve">— Scaffold 6 new flavors in parallel (1 day each, can run in 1-3 days with parallel subagents).</w:t>
+      </w:r>
+    </w:p>
+    <w:p>
+      <w:pPr>
+        <w:pStyle w:val="Compact"/>
+        <w:numPr>
+          <w:ilvl w:val="0"/>
+          <w:numId w:val="1012"/>
+        </w:numPr>
+      </w:pPr>
+      <w:r>
+        <w:rPr>
+          <w:b/>
+          <w:bCs/>
+        </w:rPr>
+        <w:t xml:space="preserve">Phase 2d</w:t>
+      </w:r>
+      <w:r>
+        <w:t xml:space="preserve"> </w:t>
+      </w:r>
+      <w:r>
+        <w:t xml:space="preserve">— Add E19-E33 invariants to</w:t>
+      </w:r>
+      <w:r>
+        <w:t xml:space="preserve"> </w:t>
+      </w:r>
+      <w:r>
+        <w:rPr>
+          <w:rStyle w:val="VerbatimChar"/>
+        </w:rPr>
+        <w:t xml:space="preserve">e2e_bluff_hunt.sh</w:t>
+      </w:r>
+      <w:r>
+        <w:t xml:space="preserve"> </w:t>
+      </w:r>
+      <w:r>
+        <w:t xml:space="preserve">+ paired §1.1 mutation tests (half day).</w:t>
+      </w:r>
+    </w:p>
+    <w:p>
+      <w:pPr>
+        <w:pStyle w:val="Compact"/>
+        <w:numPr>
+          <w:ilvl w:val="0"/>
+          <w:numId w:val="1012"/>
+        </w:numPr>
+      </w:pPr>
+      <w:r>
+        <w:rPr>
+          <w:b/>
+          <w:bCs/>
+        </w:rPr>
+        <w:t xml:space="preserve">Phase 2e</w:t>
+      </w:r>
+      <w:r>
+        <w:t xml:space="preserve"> </w:t>
+      </w:r>
+      <w:r>
+        <w:t xml:space="preserve">— Update spec V3 r7 → r8 + regen siblings (half day).</w:t>
+      </w:r>
+    </w:p>
+    <w:p>
+      <w:pPr>
+        <w:pStyle w:val="Compact"/>
+        <w:numPr>
+          <w:ilvl w:val="0"/>
+          <w:numId w:val="1012"/>
+        </w:numPr>
+      </w:pPr>
+      <w:r>
+        <w:rPr>
+          <w:b/>
+          <w:bCs/>
+        </w:rPr>
+        <w:t xml:space="preserve">Phase 2f</w:t>
+      </w:r>
+      <w:r>
+        <w:t xml:space="preserve"> </w:t>
+      </w:r>
+      <w:r>
+        <w:t xml:space="preserve">— Atomic Issues→Fixed for the flavor-scaffold sub-HRDs (one per flavor — open HRD-092..097) + multi-mirror push (half day).</w:t>
+      </w:r>
+    </w:p>
+    <w:p>
+      <w:pPr>
+        <w:pStyle w:val="FirstParagraph"/>
+      </w:pPr>
+      <w:r>
+        <w:t xml:space="preserve">Total: 5-7 days with parallel subagents.</w:t>
+      </w:r>
+    </w:p>
+    <w:bookmarkEnd w:id="23"/>
+    <w:bookmarkStart w:id="24" w:name="Xa0777ee8a3f8d9a859408911d94e6b9cbdfefa9"/>
+    <w:p>
+      <w:pPr>
+        <w:pStyle w:val="Heading2"/>
+      </w:pPr>
+      <w:r>
+        <w:t xml:space="preserve">Open questions deferred to implementation</w:t>
+      </w:r>
+    </w:p>
+    <w:p>
+      <w:pPr>
+        <w:pStyle w:val="FirstParagraph"/>
+      </w:pPr>
+      <w:r>
+        <w:t xml:space="preserve">These are NOT resolved in this design; the implementation plan resolves them.</w:t>
+      </w:r>
+    </w:p>
+    <w:p>
+      <w:pPr>
+        <w:pStyle w:val="Compact"/>
+        <w:numPr>
+          <w:ilvl w:val="0"/>
+          <w:numId w:val="1013"/>
+        </w:numPr>
+      </w:pPr>
+      <w:r>
+        <w:rPr>
+          <w:b/>
+          <w:bCs/>
+        </w:rPr>
+        <w:t xml:space="preserve">Exact</w:t>
+      </w:r>
+      <w:r>
+        <w:rPr>
+          <w:b/>
+          <w:bCs/>
+        </w:rPr>
+        <w:t xml:space="preserve"> </w:t>
+      </w:r>
+      <w:r>
+        <w:rPr>
+          <w:rStyle w:val="VerbatimChar"/>
+          <w:b/>
+          <w:bCs/>
+        </w:rPr>
+        <w:t xml:space="preserve">commons.Branding</w:t>
+      </w:r>
+      <w:r>
+        <w:rPr>
+          <w:b/>
+          <w:bCs/>
+        </w:rPr>
+        <w:t xml:space="preserve"> </w:t>
+      </w:r>
+      <w:r>
+        <w:rPr>
+          <w:b/>
+          <w:bCs/>
+        </w:rPr>
+        <w:t xml:space="preserve">struct fields</w:t>
+      </w:r>
+      <w:r>
+        <w:t xml:space="preserve"> </w:t>
+      </w:r>
+      <w:r>
+        <w:t xml:space="preserve">— the existing struct from HRD-009 may not have</w:t>
+      </w:r>
+      <w:r>
+        <w:t xml:space="preserve"> </w:t>
+      </w:r>
+      <w:r>
+        <w:rPr>
+          <w:rStyle w:val="VerbatimChar"/>
+        </w:rPr>
+        <w:t xml:space="preserve">DefaultPort</w:t>
+      </w:r>
+      <w:r>
+        <w:t xml:space="preserve"> </w:t>
+      </w:r>
+      <w:r>
+        <w:t xml:space="preserve">or</w:t>
+      </w:r>
+      <w:r>
+        <w:t xml:space="preserve"> </w:t>
+      </w:r>
+      <w:r>
+        <w:rPr>
+          <w:rStyle w:val="VerbatimChar"/>
+        </w:rPr>
+        <w:t xml:space="preserve">Mission</w:t>
+      </w:r>
+      <w:r>
+        <w:t xml:space="preserve">. The implementation plan checks the current shape and either adds fields or carries Wave-2-specific fields in a</w:t>
+      </w:r>
+      <w:r>
+        <w:t xml:space="preserve"> </w:t>
+      </w:r>
+      <w:r>
+        <w:rPr>
+          <w:rStyle w:val="VerbatimChar"/>
+        </w:rPr>
+        <w:t xml:space="preserve">cli.FlavorMeta</w:t>
+      </w:r>
+      <w:r>
+        <w:t xml:space="preserve"> </w:t>
+      </w:r>
+      <w:r>
+        <w:t xml:space="preserve">wrapper.</w:t>
+      </w:r>
+    </w:p>
+    <w:p>
+      <w:pPr>
+        <w:pStyle w:val="Compact"/>
+        <w:numPr>
+          <w:ilvl w:val="0"/>
+          <w:numId w:val="1013"/>
+        </w:numPr>
+      </w:pPr>
+      <w:r>
+        <w:rPr>
+          <w:b/>
+          <w:bCs/>
+        </w:rPr>
+        <w:t xml:space="preserve">Whether</w:t>
+      </w:r>
+      <w:r>
+        <w:rPr>
+          <w:b/>
+          <w:bCs/>
+        </w:rPr>
+        <w:t xml:space="preserve"> </w:t>
+      </w:r>
+      <w:r>
+        <w:rPr>
+          <w:rStyle w:val="VerbatimChar"/>
+          <w:b/>
+          <w:bCs/>
+        </w:rPr>
+        <w:t xml:space="preserve">commons/cli/</w:t>
+      </w:r>
+      <w:r>
+        <w:rPr>
+          <w:b/>
+          <w:bCs/>
+        </w:rPr>
+        <w:t xml:space="preserve"> </w:t>
+      </w:r>
+      <w:r>
+        <w:rPr>
+          <w:b/>
+          <w:bCs/>
+        </w:rPr>
+        <w:t xml:space="preserve">lives at</w:t>
+      </w:r>
+      <w:r>
+        <w:rPr>
+          <w:b/>
+          <w:bCs/>
+        </w:rPr>
+        <w:t xml:space="preserve"> </w:t>
+      </w:r>
+      <w:r>
+        <w:rPr>
+          <w:rStyle w:val="VerbatimChar"/>
+          <w:b/>
+          <w:bCs/>
+        </w:rPr>
+        <w:t xml:space="preserve">commons/cli/</w:t>
+      </w:r>
+      <w:r>
+        <w:rPr>
+          <w:b/>
+          <w:bCs/>
+        </w:rPr>
+        <w:t xml:space="preserve"> </w:t>
+      </w:r>
+      <w:r>
+        <w:rPr>
+          <w:b/>
+          <w:bCs/>
+        </w:rPr>
+        <w:t xml:space="preserve">or</w:t>
+      </w:r>
+      <w:r>
+        <w:rPr>
+          <w:b/>
+          <w:bCs/>
+        </w:rPr>
+        <w:t xml:space="preserve"> </w:t>
+      </w:r>
+      <w:r>
+        <w:rPr>
+          <w:rStyle w:val="VerbatimChar"/>
+          <w:b/>
+          <w:bCs/>
+        </w:rPr>
+        <w:t xml:space="preserve">commons/internal/cli/</w:t>
+      </w:r>
+      <w:r>
+        <w:t xml:space="preserve"> </w:t>
+      </w:r>
+      <w:r>
+        <w:t xml:space="preserve">— the latter prevents external Herald-consumer projects from importing it. Default:</w:t>
+      </w:r>
+      <w:r>
+        <w:t xml:space="preserve"> </w:t>
+      </w:r>
+      <w:r>
+        <w:rPr>
+          <w:rStyle w:val="VerbatimChar"/>
+        </w:rPr>
+        <w:t xml:space="preserve">commons/cli/</w:t>
+      </w:r>
+      <w:r>
+        <w:t xml:space="preserve"> </w:t>
+      </w:r>
+      <w:r>
+        <w:t xml:space="preserve">(exported) because the same scaffold pattern may be useful to flavors built by future Helix-stack consumers.</w:t>
+      </w:r>
+    </w:p>
+    <w:p>
+      <w:pPr>
+        <w:pStyle w:val="Compact"/>
+        <w:numPr>
+          <w:ilvl w:val="0"/>
+          <w:numId w:val="1013"/>
+        </w:numPr>
+      </w:pPr>
+      <w:r>
+        <w:rPr>
+          <w:b/>
+          <w:bCs/>
+        </w:rPr>
+        <w:t xml:space="preserve">sherald</w:t>
+      </w:r>
+      <w:r>
+        <w:rPr>
+          <w:b/>
+          <w:bCs/>
+        </w:rPr>
+        <w:t xml:space="preserve"> </w:t>
+      </w:r>
+      <w:r>
+        <w:rPr>
+          <w:rStyle w:val="VerbatimChar"/>
+          <w:b/>
+          <w:bCs/>
+        </w:rPr>
+        <w:t xml:space="preserve">/v1/safety_state</w:t>
+      </w:r>
+      <w:r>
+        <w:rPr>
+          <w:b/>
+          <w:bCs/>
+        </w:rPr>
+        <w:t xml:space="preserve"> </w:t>
+      </w:r>
+      <w:r>
+        <w:rPr>
+          <w:b/>
+          <w:bCs/>
+        </w:rPr>
+        <w:t xml:space="preserve">HRD assignment</w:t>
+      </w:r>
+      <w:r>
+        <w:t xml:space="preserve"> </w:t>
+      </w:r>
+      <w:r>
+        <w:t xml:space="preserve">— currently TBD. The plan opens HRD-098 (or appropriate number) for the live implementation of that route.</w:t>
+      </w:r>
+    </w:p>
+    <w:p>
+      <w:pPr>
+        <w:pStyle w:val="Compact"/>
+        <w:numPr>
+          <w:ilvl w:val="0"/>
+          <w:numId w:val="1013"/>
+        </w:numPr>
+      </w:pPr>
+      <w:r>
+        <w:rPr>
+          <w:b/>
+          <w:bCs/>
+        </w:rPr>
         <w:t xml:space="preserve">Per-flavor smoke test pattern</w:t>
       </w:r>
       <w:r>
         <w:t xml:space="preserve"> </w:t>
       </w:r>
       <w:r>
-        <w:t xml:space="preserve">— Cobra’s</w:t>
+        <w:t xml:space="preserve">— Cobra's</w:t>
       </w:r>
       <w:r>
         <w:t xml:space="preserve"> </w:t>
@@ -5921,8 +5950,8 @@
         <w:t xml:space="preserve">. Plan documents the exact pattern.</w:t>
       </w:r>
     </w:p>
-    <w:bookmarkEnd w:id="21"/>
-    <w:bookmarkStart w:id="22" w:name="next-step"/>
+    <w:bookmarkEnd w:id="24"/>
+    <w:bookmarkStart w:id="25" w:name="next-step"/>
     <w:p>
       <w:pPr>
         <w:pStyle w:val="Heading2"/>
@@ -5938,21 +5967,27 @@
       <w:r>
         <w:t xml:space="preserve">After this design doc is committed + pushed:</w:t>
       </w:r>
-      <w:r>
-        <w:t xml:space="preserve"> </w:t>
-      </w:r>
-      <w:r>
-        <w:t xml:space="preserve">1. Spec V3 r7 → r8 update lands in the same commit cycle per §11.4.73.</w:t>
-      </w:r>
-      <w:r>
-        <w:t xml:space="preserve"> </w:t>
-      </w:r>
-      <w:r>
-        <w:t xml:space="preserve">2.</w:t>
-      </w:r>
-      <w:r>
-        <w:t xml:space="preserve"> </w:t>
-      </w:r>
+    </w:p>
+    <w:p>
+      <w:pPr>
+        <w:pStyle w:val="Compact"/>
+        <w:numPr>
+          <w:ilvl w:val="0"/>
+          <w:numId w:val="1014"/>
+        </w:numPr>
+      </w:pPr>
+      <w:r>
+        <w:t xml:space="preserve">Spec V3 r7 → r8 update lands in the same commit cycle per §11.4.73.</w:t>
+      </w:r>
+    </w:p>
+    <w:p>
+      <w:pPr>
+        <w:pStyle w:val="Compact"/>
+        <w:numPr>
+          <w:ilvl w:val="0"/>
+          <w:numId w:val="1014"/>
+        </w:numPr>
+      </w:pPr>
       <w:r>
         <w:rPr>
           <w:rStyle w:val="VerbatimChar"/>
@@ -5965,15 +6000,15 @@
       <w:r>
         <w:t xml:space="preserve">skill is invoked to author the Wave 2 implementation plan with bite-sized tasks.</w:t>
       </w:r>
-      <w:r>
-        <w:t xml:space="preserve"> </w:t>
-      </w:r>
-      <w:r>
-        <w:t xml:space="preserve">3.</w:t>
-      </w:r>
-      <w:r>
-        <w:t xml:space="preserve"> </w:t>
-      </w:r>
+    </w:p>
+    <w:p>
+      <w:pPr>
+        <w:pStyle w:val="Compact"/>
+        <w:numPr>
+          <w:ilvl w:val="0"/>
+          <w:numId w:val="1014"/>
+        </w:numPr>
+      </w:pPr>
       <w:r>
         <w:rPr>
           <w:rStyle w:val="VerbatimChar"/>
@@ -5987,8 +6022,8 @@
         <w:t xml:space="preserve">dispatches task subagents per Universal §11.4.70.</w:t>
       </w:r>
     </w:p>
-    <w:bookmarkEnd w:id="22"/>
-    <w:bookmarkEnd w:id="23"/>
+    <w:bookmarkEnd w:id="25"/>
+    <w:bookmarkEnd w:id="26"/>
     <w:sectPr>
       <w:footnotePr>
         <w:numRestart w:val="eachSect"/>
@@ -6297,34 +6332,7 @@
     <w:abstractNumId w:val="991"/>
   </w:num>
   <w:num w:numId="1003">
-    <w:abstractNumId w:val="99411"/>
-    <w:lvlOverride w:ilvl="0">
-      <w:startOverride w:val="1"/>
-    </w:lvlOverride>
-    <w:lvlOverride w:ilvl="1">
-      <w:startOverride w:val="1"/>
-    </w:lvlOverride>
-    <w:lvlOverride w:ilvl="2">
-      <w:startOverride w:val="1"/>
-    </w:lvlOverride>
-    <w:lvlOverride w:ilvl="3">
-      <w:startOverride w:val="1"/>
-    </w:lvlOverride>
-    <w:lvlOverride w:ilvl="4">
-      <w:startOverride w:val="1"/>
-    </w:lvlOverride>
-    <w:lvlOverride w:ilvl="5">
-      <w:startOverride w:val="1"/>
-    </w:lvlOverride>
-    <w:lvlOverride w:ilvl="6">
-      <w:startOverride w:val="1"/>
-    </w:lvlOverride>
-    <w:lvlOverride w:ilvl="7">
-      <w:startOverride w:val="1"/>
-    </w:lvlOverride>
-    <w:lvlOverride w:ilvl="8">
-      <w:startOverride w:val="1"/>
-    </w:lvlOverride>
+    <w:abstractNumId w:val="991"/>
   </w:num>
   <w:num w:numId="1004">
     <w:abstractNumId w:val="991"/>
@@ -6360,6 +6368,21 @@
     </w:lvlOverride>
   </w:num>
   <w:num w:numId="1006">
+    <w:abstractNumId w:val="991"/>
+  </w:num>
+  <w:num w:numId="1007">
+    <w:abstractNumId w:val="991"/>
+  </w:num>
+  <w:num w:numId="1008">
+    <w:abstractNumId w:val="991"/>
+  </w:num>
+  <w:num w:numId="1009">
+    <w:abstractNumId w:val="991"/>
+  </w:num>
+  <w:num w:numId="1010">
+    <w:abstractNumId w:val="991"/>
+  </w:num>
+  <w:num w:numId="1011">
     <w:abstractNumId w:val="99411"/>
     <w:lvlOverride w:ilvl="0">
       <w:startOverride w:val="1"/>
@@ -6389,7 +6412,67 @@
       <w:startOverride w:val="1"/>
     </w:lvlOverride>
   </w:num>
-  <w:num w:numId="1007">
+  <w:num w:numId="1012">
+    <w:abstractNumId w:val="99411"/>
+    <w:lvlOverride w:ilvl="0">
+      <w:startOverride w:val="1"/>
+    </w:lvlOverride>
+    <w:lvlOverride w:ilvl="1">
+      <w:startOverride w:val="1"/>
+    </w:lvlOverride>
+    <w:lvlOverride w:ilvl="2">
+      <w:startOverride w:val="1"/>
+    </w:lvlOverride>
+    <w:lvlOverride w:ilvl="3">
+      <w:startOverride w:val="1"/>
+    </w:lvlOverride>
+    <w:lvlOverride w:ilvl="4">
+      <w:startOverride w:val="1"/>
+    </w:lvlOverride>
+    <w:lvlOverride w:ilvl="5">
+      <w:startOverride w:val="1"/>
+    </w:lvlOverride>
+    <w:lvlOverride w:ilvl="6">
+      <w:startOverride w:val="1"/>
+    </w:lvlOverride>
+    <w:lvlOverride w:ilvl="7">
+      <w:startOverride w:val="1"/>
+    </w:lvlOverride>
+    <w:lvlOverride w:ilvl="8">
+      <w:startOverride w:val="1"/>
+    </w:lvlOverride>
+  </w:num>
+  <w:num w:numId="1013">
+    <w:abstractNumId w:val="99411"/>
+    <w:lvlOverride w:ilvl="0">
+      <w:startOverride w:val="1"/>
+    </w:lvlOverride>
+    <w:lvlOverride w:ilvl="1">
+      <w:startOverride w:val="1"/>
+    </w:lvlOverride>
+    <w:lvlOverride w:ilvl="2">
+      <w:startOverride w:val="1"/>
+    </w:lvlOverride>
+    <w:lvlOverride w:ilvl="3">
+      <w:startOverride w:val="1"/>
+    </w:lvlOverride>
+    <w:lvlOverride w:ilvl="4">
+      <w:startOverride w:val="1"/>
+    </w:lvlOverride>
+    <w:lvlOverride w:ilvl="5">
+      <w:startOverride w:val="1"/>
+    </w:lvlOverride>
+    <w:lvlOverride w:ilvl="6">
+      <w:startOverride w:val="1"/>
+    </w:lvlOverride>
+    <w:lvlOverride w:ilvl="7">
+      <w:startOverride w:val="1"/>
+    </w:lvlOverride>
+    <w:lvlOverride w:ilvl="8">
+      <w:startOverride w:val="1"/>
+    </w:lvlOverride>
+  </w:num>
+  <w:num w:numId="1014">
     <w:abstractNumId w:val="99411"/>
     <w:lvlOverride w:ilvl="0">
       <w:startOverride w:val="1"/>

--- a/docs/superpowers/specs/2026-05-21-wave2-flavor-scaffolds-design.docx
+++ b/docs/superpowers/specs/2026-05-21-wave2-flavor-scaffolds-design.docx
@@ -10,57 +10,7 @@
         <w:t xml:space="preserve">Herald</w:t>
       </w:r>
     </w:p>
-    <w:p>
-      <w:pPr>
-        <w:pStyle w:val="FirstParagraph"/>
-      </w:pPr>
-      <w:r>
-        <w:drawing>
-          <wp:inline>
-            <wp:extent cx="1625600" cy="1625600"/>
-            <wp:effectExtent b="0" l="0" r="0" t="0"/>
-            <wp:docPr descr="Herald" title="" id="10" name="Picture"/>
-            <a:graphic>
-              <a:graphicData uri="http://schemas.openxmlformats.org/drawingml/2006/picture">
-                <pic:pic>
-                  <pic:nvPicPr>
-                    <pic:cNvPr descr="../../../assets/logo/herald_logo_square_128.png" id="11" name="Picture"/>
-                    <pic:cNvPicPr>
-                      <a:picLocks noChangeArrowheads="1" noChangeAspect="1"/>
-                    </pic:cNvPicPr>
-                  </pic:nvPicPr>
-                  <pic:blipFill>
-                    <a:blip r:embed="rId9"/>
-                    <a:stretch>
-                      <a:fillRect/>
-                    </a:stretch>
-                  </pic:blipFill>
-                  <pic:spPr bwMode="auto">
-                    <a:xfrm>
-                      <a:off x="0" y="0"/>
-                      <a:ext cx="1625600" cy="1625600"/>
-                    </a:xfrm>
-                    <a:prstGeom prst="rect">
-                      <a:avLst/>
-                    </a:prstGeom>
-                    <a:noFill/>
-                    <a:ln w="9525">
-                      <a:noFill/>
-                      <a:headEnd/>
-                      <a:tailEnd/>
-                    </a:ln>
-                  </pic:spPr>
-                </pic:pic>
-              </a:graphicData>
-            </a:graphic>
-          </wp:inline>
-        </w:drawing>
-      </w:r>
-      <w:r>
-        <w:t xml:space="preserve">{width=96px height=96px}</w:t>
-      </w:r>
-    </w:p>
-    <w:bookmarkStart w:id="26" w:name="wave-2--flavor-scaffolds-design"/>
+    <w:bookmarkStart w:id="23" w:name="wave-2--flavor-scaffolds-design"/>
     <w:p>
       <w:pPr>
         <w:pStyle w:val="Heading1"/>
@@ -365,7 +315,7 @@
         </w:tc>
       </w:tr>
     </w:tbl>
-    <w:bookmarkStart w:id="12" w:name="constitutional-anchors"/>
+    <w:bookmarkStart w:id="9" w:name="constitutional-anchors"/>
     <w:p>
       <w:pPr>
         <w:pStyle w:val="Heading2"/>
@@ -556,8 +506,8 @@
         <w:t xml:space="preserve">— each new flavor is an own-org submodule conceptually (lives under Herald's tree); included in CodeGraph index per the recently-landed mandate.</w:t>
       </w:r>
     </w:p>
-    <w:bookmarkEnd w:id="12"/>
-    <w:bookmarkStart w:id="13" w:name="table-of-contents"/>
+    <w:bookmarkEnd w:id="9"/>
+    <w:bookmarkStart w:id="10" w:name="table-of-contents"/>
     <w:p>
       <w:pPr>
         <w:pStyle w:val="Heading2"/>
@@ -743,8 +693,8 @@
         </w:r>
       </w:hyperlink>
     </w:p>
-    <w:bookmarkEnd w:id="13"/>
-    <w:bookmarkStart w:id="14" w:name="section-1--repo--module-layout"/>
+    <w:bookmarkEnd w:id="10"/>
+    <w:bookmarkStart w:id="11" w:name="section-1--repo--module-layout"/>
     <w:p>
       <w:pPr>
         <w:pStyle w:val="Heading2"/>
@@ -1124,8 +1074,8 @@
         <w:t xml:space="preserve">(only for serving flavors) declares additional 501-stub routes per flavor.</w:t>
       </w:r>
     </w:p>
-    <w:bookmarkEnd w:id="14"/>
-    <w:bookmarkStart w:id="17" w:name="X5bf5c9526a756a5464175441d3d6608f3f351d5"/>
+    <w:bookmarkEnd w:id="11"/>
+    <w:bookmarkStart w:id="14" w:name="X5bf5c9526a756a5464175441d3d6608f3f351d5"/>
     <w:p>
       <w:pPr>
         <w:pStyle w:val="Heading2"/>
@@ -1737,7 +1687,7 @@
         <w:t xml:space="preserve">block. Reserved: pherald 24791, cherald 24792, sherald 24793, iherald 24794. Free: 24795..24799 for future flavors.</w:t>
       </w:r>
     </w:p>
-    <w:bookmarkStart w:id="15" w:name="serve-surface-routes-per-serving-flavor"/>
+    <w:bookmarkStart w:id="12" w:name="serve-surface-routes-per-serving-flavor"/>
     <w:p>
       <w:pPr>
         <w:pStyle w:val="Heading3"/>
@@ -2090,8 +2040,8 @@
         </w:tc>
       </w:tr>
     </w:tbl>
-    <w:bookmarkEnd w:id="15"/>
-    <w:bookmarkStart w:id="16" w:name="branding-per-spec-110--82"/>
+    <w:bookmarkEnd w:id="12"/>
+    <w:bookmarkStart w:id="13" w:name="branding-per-spec-110--82"/>
     <w:p>
       <w:pPr>
         <w:pStyle w:val="Heading3"/>
@@ -2391,9 +2341,9 @@
         <w:t xml:space="preserve">consumes Branding to populate Cobra's Use/Short/Long/Version.</w:t>
       </w:r>
     </w:p>
-    <w:bookmarkEnd w:id="16"/>
-    <w:bookmarkEnd w:id="17"/>
-    <w:bookmarkStart w:id="18" w:name="X645e0561eb431bb59311fd46bb7d255f3c700a8"/>
+    <w:bookmarkEnd w:id="13"/>
+    <w:bookmarkEnd w:id="14"/>
+    <w:bookmarkStart w:id="15" w:name="X645e0561eb431bb59311fd46bb7d255f3c700a8"/>
     <w:p>
       <w:pPr>
         <w:pStyle w:val="Heading2"/>
@@ -3619,8 +3569,8 @@
         <w:t xml:space="preserve">.</w:t>
       </w:r>
     </w:p>
-    <w:bookmarkEnd w:id="18"/>
-    <w:bookmarkStart w:id="19" w:name="Xb98662f8cd6016b95d4aa700ccb0ca713985769"/>
+    <w:bookmarkEnd w:id="15"/>
+    <w:bookmarkStart w:id="16" w:name="Xb98662f8cd6016b95d4aa700ccb0ca713985769"/>
     <w:p>
       <w:pPr>
         <w:pStyle w:val="Heading2"/>
@@ -4502,8 +4452,8 @@
         <w:t xml:space="preserve">string (not just status 501). E31 asserts exit code ≠ 0 AND stderr contains the HRD reference (catches a stub that exits 0 with "not implemented" silently).</w:t>
       </w:r>
     </w:p>
-    <w:bookmarkEnd w:id="19"/>
-    <w:bookmarkStart w:id="20" w:name="X89ac636a09eea9fa28c438b5008a34a423615cd"/>
+    <w:bookmarkEnd w:id="16"/>
+    <w:bookmarkStart w:id="17" w:name="X89ac636a09eea9fa28c438b5008a34a423615cd"/>
     <w:p>
       <w:pPr>
         <w:pStyle w:val="Heading2"/>
@@ -4819,8 +4769,8 @@
         <w:t xml:space="preserve">: all of E1-E13 (15 invariants from Plan 1 era) MUST stay green. The refactor introduces NO new e2e invariants — just changes the internals.</w:t>
       </w:r>
     </w:p>
-    <w:bookmarkEnd w:id="20"/>
-    <w:bookmarkStart w:id="21" w:name="section-6--test--build-strategy"/>
+    <w:bookmarkEnd w:id="17"/>
+    <w:bookmarkStart w:id="18" w:name="section-6--test--build-strategy"/>
     <w:p>
       <w:pPr>
         <w:pStyle w:val="Heading2"/>
@@ -5200,8 +5150,8 @@
         <w:t xml:space="preserve">per §1.1.</w:t>
       </w:r>
     </w:p>
-    <w:bookmarkEnd w:id="21"/>
-    <w:bookmarkStart w:id="22" w:name="spec-impact-v3-r7--r8"/>
+    <w:bookmarkEnd w:id="18"/>
+    <w:bookmarkStart w:id="19" w:name="spec-impact-v3-r7--r8"/>
     <w:p>
       <w:pPr>
         <w:pStyle w:val="Heading2"/>
@@ -5396,8 +5346,8 @@
         <w:t xml:space="preserve">All five edits are mandatory per §11.4.73 spec-change rule.</w:t>
       </w:r>
     </w:p>
-    <w:bookmarkEnd w:id="22"/>
-    <w:bookmarkStart w:id="23" w:name="implementation-phases"/>
+    <w:bookmarkEnd w:id="19"/>
+    <w:bookmarkStart w:id="20" w:name="implementation-phases"/>
     <w:p>
       <w:pPr>
         <w:pStyle w:val="Heading2"/>
@@ -5599,8 +5549,8 @@
         <w:t xml:space="preserve">Total: 5-7 days with parallel subagents.</w:t>
       </w:r>
     </w:p>
-    <w:bookmarkEnd w:id="23"/>
-    <w:bookmarkStart w:id="24" w:name="Xa0777ee8a3f8d9a859408911d94e6b9cbdfefa9"/>
+    <w:bookmarkEnd w:id="20"/>
+    <w:bookmarkStart w:id="21" w:name="Xa0777ee8a3f8d9a859408911d94e6b9cbdfefa9"/>
     <w:p>
       <w:pPr>
         <w:pStyle w:val="Heading2"/>
@@ -5950,8 +5900,8 @@
         <w:t xml:space="preserve">. Plan documents the exact pattern.</w:t>
       </w:r>
     </w:p>
-    <w:bookmarkEnd w:id="24"/>
-    <w:bookmarkStart w:id="25" w:name="next-step"/>
+    <w:bookmarkEnd w:id="21"/>
+    <w:bookmarkStart w:id="22" w:name="next-step"/>
     <w:p>
       <w:pPr>
         <w:pStyle w:val="Heading2"/>
@@ -6022,8 +5972,8 @@
         <w:t xml:space="preserve">dispatches task subagents per Universal §11.4.70.</w:t>
       </w:r>
     </w:p>
-    <w:bookmarkEnd w:id="25"/>
-    <w:bookmarkEnd w:id="26"/>
+    <w:bookmarkEnd w:id="22"/>
+    <w:bookmarkEnd w:id="23"/>
     <w:sectPr>
       <w:footnotePr>
         <w:numRestart w:val="eachSect"/>
